--- a/resume/Nguyen-Duy-Bang-CV.docx
+++ b/resume/Nguyen-Duy-Bang-CV.docx
@@ -1,6 +1,6 @@
 
 <file path=word/document.xml><?xml version="1.0" encoding="utf-8"?>
-<w:document xmlns:wpc="http://schemas.microsoft.com/office/word/2010/wordprocessingCanvas" xmlns:cx="http://schemas.microsoft.com/office/drawing/2014/chartex" xmlns:cx1="http://schemas.microsoft.com/office/drawing/2015/9/8/chartex" xmlns:cx2="http://schemas.microsoft.com/office/drawing/2015/10/21/chartex" xmlns:cx3="http://schemas.microsoft.com/office/drawing/2016/5/9/chartex" xmlns:cx4="http://schemas.microsoft.com/office/drawing/2016/5/10/chartex" xmlns:cx5="http://schemas.microsoft.com/office/drawing/2016/5/11/chartex" xmlns:cx6="http://schemas.microsoft.com/office/drawing/2016/5/12/chartex" xmlns:cx7="http://schemas.microsoft.com/office/drawing/2016/5/13/chartex" xmlns:cx8="http://schemas.microsoft.com/office/drawing/2016/5/14/chartex" xmlns:mc="http://schemas.openxmlformats.org/markup-compatibility/2006" xmlns:aink="http://schemas.microsoft.com/office/drawing/2016/ink" xmlns:am3d="http://schemas.microsoft.com/office/drawing/2017/model3d" xmlns:o="urn:schemas-microsoft-com:office:office" xmlns:oel="http://schemas.microsoft.com/office/2019/extlst" xmlns:r="http://schemas.openxmlformats.org/officeDocument/2006/relationships" xmlns:m="http://schemas.openxmlformats.org/officeDocument/2006/math" xmlns:v="urn:schemas-microsoft-com:vml" xmlns:wp14="http://schemas.microsoft.com/office/word/2010/wordprocessingDrawing" xmlns:wp="http://schemas.openxmlformats.org/drawingml/2006/wordprocessingDrawing" xmlns:w10="urn:schemas-microsoft-com:office:word" xmlns:w="http://schemas.openxmlformats.org/wordprocessingml/2006/main" xmlns:w14="http://schemas.microsoft.com/office/word/2010/wordml" xmlns:w15="http://schemas.microsoft.com/office/word/2012/wordml" xmlns:w16cex="http://schemas.microsoft.com/office/word/2018/wordml/cex" xmlns:w16cid="http://schemas.microsoft.com/office/word/2016/wordml/cid" xmlns:w16="http://schemas.microsoft.com/office/word/2018/wordml" xmlns:w16sdtdh="http://schemas.microsoft.com/office/word/2020/wordml/sdtdatahash" xmlns:w16se="http://schemas.microsoft.com/office/word/2015/wordml/symex" xmlns:wpg="http://schemas.microsoft.com/office/word/2010/wordprocessingGroup" xmlns:wpi="http://schemas.microsoft.com/office/word/2010/wordprocessingInk" xmlns:wne="http://schemas.microsoft.com/office/word/2006/wordml" xmlns:wps="http://schemas.microsoft.com/office/word/2010/wordprocessingShape" mc:Ignorable="w14 w15 w16se w16cid w16 w16cex w16sdtdh wp14">
+<w:document xmlns:wpc="http://schemas.microsoft.com/office/word/2010/wordprocessingCanvas" xmlns:cx="http://schemas.microsoft.com/office/drawing/2014/chartex" xmlns:cx1="http://schemas.microsoft.com/office/drawing/2015/9/8/chartex" xmlns:cx2="http://schemas.microsoft.com/office/drawing/2015/10/21/chartex" xmlns:cx3="http://schemas.microsoft.com/office/drawing/2016/5/9/chartex" xmlns:cx4="http://schemas.microsoft.com/office/drawing/2016/5/10/chartex" xmlns:cx5="http://schemas.microsoft.com/office/drawing/2016/5/11/chartex" xmlns:cx6="http://schemas.microsoft.com/office/drawing/2016/5/12/chartex" xmlns:cx7="http://schemas.microsoft.com/office/drawing/2016/5/13/chartex" xmlns:cx8="http://schemas.microsoft.com/office/drawing/2016/5/14/chartex" xmlns:mc="http://schemas.openxmlformats.org/markup-compatibility/2006" xmlns:aink="http://schemas.microsoft.com/office/drawing/2016/ink" xmlns:am3d="http://schemas.microsoft.com/office/drawing/2017/model3d" xmlns:o="urn:schemas-microsoft-com:office:office" xmlns:oel="http://schemas.microsoft.com/office/2019/extlst" xmlns:r="http://schemas.openxmlformats.org/officeDocument/2006/relationships" xmlns:m="http://schemas.openxmlformats.org/officeDocument/2006/math" xmlns:v="urn:schemas-microsoft-com:vml" xmlns:wp14="http://schemas.microsoft.com/office/word/2010/wordprocessingDrawing" xmlns:wp="http://schemas.openxmlformats.org/drawingml/2006/wordprocessingDrawing" xmlns:w10="urn:schemas-microsoft-com:office:word" xmlns:w="http://schemas.openxmlformats.org/wordprocessingml/2006/main" xmlns:w14="http://schemas.microsoft.com/office/word/2010/wordml" xmlns:w15="http://schemas.microsoft.com/office/word/2012/wordml" xmlns:w16cex="http://schemas.microsoft.com/office/word/2018/wordml/cex" xmlns:w16cid="http://schemas.microsoft.com/office/word/2016/wordml/cid" xmlns:w16="http://schemas.microsoft.com/office/word/2018/wordml" xmlns:w16du="http://schemas.microsoft.com/office/word/2023/wordml/word16du" xmlns:w16sdtdh="http://schemas.microsoft.com/office/word/2020/wordml/sdtdatahash" xmlns:w16sdtfl="http://schemas.microsoft.com/office/word/2024/wordml/sdtformatlock" xmlns:w16se="http://schemas.microsoft.com/office/word/2015/wordml/symex" xmlns:wpg="http://schemas.microsoft.com/office/word/2010/wordprocessingGroup" xmlns:wpi="http://schemas.microsoft.com/office/word/2010/wordprocessingInk" xmlns:wne="http://schemas.microsoft.com/office/word/2006/wordml" xmlns:wps="http://schemas.microsoft.com/office/word/2010/wordprocessingShape" mc:Ignorable="w14 w15 w16se w16cid w16 w16cex w16sdtdh w16sdtfl w16du wp14">
   <w:body>
     <w:p>
       <w:pPr>
@@ -18,233 +18,19 @@
           <w:sz w:val="20"/>
           <w:szCs w:val="20"/>
         </w:rPr>
-        <w:drawing>
-          <wp:anchor distT="0" distB="0" distL="114300" distR="114300" simplePos="0" relativeHeight="251664384" behindDoc="0" locked="0" layoutInCell="1" allowOverlap="1" wp14:anchorId="3272BE52" wp14:editId="28E08600">
-            <wp:simplePos x="0" y="0"/>
-            <wp:positionH relativeFrom="margin">
-              <wp:posOffset>-828675</wp:posOffset>
-            </wp:positionH>
-            <wp:positionV relativeFrom="paragraph">
-              <wp:posOffset>-409575</wp:posOffset>
-            </wp:positionV>
-            <wp:extent cx="1295400" cy="1295400"/>
-            <wp:effectExtent l="0" t="0" r="0" b="0"/>
-            <wp:wrapNone/>
-            <wp:docPr id="2" name="Picture 2"/>
-            <wp:cNvGraphicFramePr>
-              <a:graphicFrameLocks xmlns:a="http://schemas.openxmlformats.org/drawingml/2006/main" noChangeAspect="1"/>
-            </wp:cNvGraphicFramePr>
-            <a:graphic xmlns:a="http://schemas.openxmlformats.org/drawingml/2006/main">
-              <a:graphicData uri="http://schemas.openxmlformats.org/drawingml/2006/picture">
-                <pic:pic xmlns:pic="http://schemas.openxmlformats.org/drawingml/2006/picture">
-                  <pic:nvPicPr>
-                    <pic:cNvPr id="0" name="Picture 1"/>
-                    <pic:cNvPicPr>
-                      <a:picLocks noChangeAspect="1" noChangeArrowheads="1"/>
-                    </pic:cNvPicPr>
-                  </pic:nvPicPr>
-                  <pic:blipFill>
-                    <a:blip r:embed="rId8" cstate="print">
-                      <a:extLst>
-                        <a:ext uri="{28A0092B-C50C-407E-A947-70E740481C1C}">
-                          <a14:useLocalDpi xmlns:a14="http://schemas.microsoft.com/office/drawing/2010/main" val="0"/>
-                        </a:ext>
-                      </a:extLst>
-                    </a:blip>
-                    <a:srcRect/>
-                    <a:stretch>
-                      <a:fillRect/>
-                    </a:stretch>
-                  </pic:blipFill>
-                  <pic:spPr bwMode="auto">
-                    <a:xfrm>
-                      <a:off x="0" y="0"/>
-                      <a:ext cx="1295400" cy="1295400"/>
-                    </a:xfrm>
-                    <a:prstGeom prst="rect">
-                      <a:avLst/>
-                    </a:prstGeom>
-                    <a:noFill/>
-                    <a:ln>
-                      <a:noFill/>
-                    </a:ln>
-                  </pic:spPr>
-                </pic:pic>
-              </a:graphicData>
-            </a:graphic>
-            <wp14:sizeRelH relativeFrom="margin">
-              <wp14:pctWidth>0</wp14:pctWidth>
-            </wp14:sizeRelH>
-            <wp14:sizeRelV relativeFrom="margin">
-              <wp14:pctHeight>0</wp14:pctHeight>
-            </wp14:sizeRelV>
-          </wp:anchor>
-        </w:drawing>
-      </w:r>
-      <w:r>
-        <w:rPr>
-          <w:noProof/>
-          <w:sz w:val="20"/>
-          <w:szCs w:val="20"/>
-        </w:rPr>
-        <mc:AlternateContent>
-          <mc:Choice Requires="wps">
-            <w:drawing>
-              <wp:anchor distT="91440" distB="91440" distL="137160" distR="137160" simplePos="0" relativeHeight="251663360" behindDoc="0" locked="0" layoutInCell="1" allowOverlap="1" wp14:anchorId="0526AB90" wp14:editId="5CDF9577">
-                <wp:simplePos x="0" y="0"/>
-                <wp:positionH relativeFrom="margin">
-                  <wp:posOffset>3048000</wp:posOffset>
-                </wp:positionH>
-                <wp:positionV relativeFrom="margin">
-                  <wp:posOffset>-825817</wp:posOffset>
-                </wp:positionV>
-                <wp:extent cx="3611880" cy="1143000"/>
-                <wp:effectExtent l="0" t="0" r="0" b="635"/>
-                <wp:wrapNone/>
-                <wp:docPr id="140" name="Text Box 140"/>
-                <wp:cNvGraphicFramePr/>
-                <a:graphic xmlns:a="http://schemas.openxmlformats.org/drawingml/2006/main">
-                  <a:graphicData uri="http://schemas.microsoft.com/office/word/2010/wordprocessingShape">
-                    <wps:wsp>
-                      <wps:cNvSpPr txBox="1"/>
-                      <wps:spPr>
-                        <a:xfrm>
-                          <a:off x="0" y="0"/>
-                          <a:ext cx="3611880" cy="1143000"/>
-                        </a:xfrm>
-                        <a:prstGeom prst="rect">
-                          <a:avLst/>
-                        </a:prstGeom>
-                        <a:noFill/>
-                        <a:ln w="6350">
-                          <a:noFill/>
-                        </a:ln>
-                        <a:effectLst/>
-                      </wps:spPr>
-                      <wps:style>
-                        <a:lnRef idx="0">
-                          <a:schemeClr val="accent1"/>
-                        </a:lnRef>
-                        <a:fillRef idx="0">
-                          <a:schemeClr val="accent1"/>
-                        </a:fillRef>
-                        <a:effectRef idx="0">
-                          <a:schemeClr val="accent1"/>
-                        </a:effectRef>
-                        <a:fontRef idx="minor">
-                          <a:schemeClr val="dk1"/>
-                        </a:fontRef>
-                      </wps:style>
-                      <wps:txbx>
-                        <w:txbxContent>
-                          <w:p>
-                            <w:pPr>
-                              <w:pBdr>
-                                <w:right w:val="single" w:sz="12" w:space="8" w:color="ED7D31" w:themeColor="accent2"/>
-                              </w:pBdr>
-                              <w:spacing w:before="160"/>
-                              <w:jc w:val="right"/>
-                              <w:rPr>
-                                <w:rFonts w:ascii="Courier New" w:hAnsi="Courier New" w:cs="Courier New"/>
-                                <w:caps/>
-                                <w:color w:val="FFFFFF" w:themeColor="background1"/>
-                                <w:sz w:val="18"/>
-                                <w:szCs w:val="25"/>
-                              </w:rPr>
-                            </w:pPr>
-                            <w:r>
-                              <w:rPr>
-                                <w:rFonts w:ascii="Courier New" w:hAnsi="Courier New" w:cs="Courier New"/>
-                                <w:caps/>
-                                <w:color w:val="FFFFFF" w:themeColor="background1"/>
-                                <w:sz w:val="18"/>
-                                <w:szCs w:val="25"/>
-                              </w:rPr>
-                              <w:t>The only source of knowledge is experience.</w:t>
-                            </w:r>
-                          </w:p>
-                        </w:txbxContent>
-                      </wps:txbx>
-                      <wps:bodyPr rot="0" spcFirstLastPara="0" vertOverflow="overflow" horzOverflow="overflow" vert="horz" wrap="square" lIns="0" tIns="0" rIns="228600" bIns="0" numCol="1" spcCol="0" rtlCol="0" fromWordArt="0" anchor="ctr" anchorCtr="0" forceAA="0" compatLnSpc="1">
-                        <a:prstTxWarp prst="textNoShape">
-                          <a:avLst/>
-                        </a:prstTxWarp>
-                        <a:spAutoFit/>
-                      </wps:bodyPr>
-                    </wps:wsp>
-                  </a:graphicData>
-                </a:graphic>
-                <wp14:sizeRelH relativeFrom="margin">
-                  <wp14:pctWidth>0</wp14:pctWidth>
-                </wp14:sizeRelH>
-                <wp14:sizeRelV relativeFrom="margin">
-                  <wp14:pctHeight>0</wp14:pctHeight>
-                </wp14:sizeRelV>
-              </wp:anchor>
-            </w:drawing>
-          </mc:Choice>
-          <mc:Fallback>
-            <w:pict>
-              <v:shapetype w14:anchorId="0526AB90" id="_x0000_t202" coordsize="21600,21600" o:spt="202" path="m,l,21600r21600,l21600,xe">
-                <v:stroke joinstyle="miter"/>
-                <v:path gradientshapeok="t" o:connecttype="rect"/>
-              </v:shapetype>
-              <v:shape id="Text Box 140" o:spid="_x0000_s1026" type="#_x0000_t202" style="position:absolute;margin-left:240pt;margin-top:-65pt;width:284.4pt;height:90pt;z-index:251663360;visibility:visible;mso-wrap-style:square;mso-width-percent:0;mso-height-percent:0;mso-wrap-distance-left:10.8pt;mso-wrap-distance-top:7.2pt;mso-wrap-distance-right:10.8pt;mso-wrap-distance-bottom:7.2pt;mso-position-horizontal:absolute;mso-position-horizontal-relative:margin;mso-position-vertical:absolute;mso-position-vertical-relative:margin;mso-width-percent:0;mso-height-percent:0;mso-width-relative:margin;mso-height-relative:margin;v-text-anchor:middle" o:gfxdata="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" filled="f" stroked="f" strokeweight=".5pt">
-                <v:textbox style="mso-fit-shape-to-text:t" inset="0,0,18pt,0">
-                  <w:txbxContent>
-                    <w:p>
-                      <w:pPr>
-                        <w:pBdr>
-                          <w:right w:val="single" w:sz="12" w:space="8" w:color="ED7D31" w:themeColor="accent2"/>
-                        </w:pBdr>
-                        <w:spacing w:before="160"/>
-                        <w:jc w:val="right"/>
-                        <w:rPr>
-                          <w:rFonts w:ascii="Courier New" w:hAnsi="Courier New" w:cs="Courier New"/>
-                          <w:caps/>
-                          <w:color w:val="FFFFFF" w:themeColor="background1"/>
-                          <w:sz w:val="18"/>
-                          <w:szCs w:val="25"/>
-                        </w:rPr>
-                      </w:pPr>
-                      <w:r>
-                        <w:rPr>
-                          <w:rFonts w:ascii="Courier New" w:hAnsi="Courier New" w:cs="Courier New"/>
-                          <w:caps/>
-                          <w:color w:val="FFFFFF" w:themeColor="background1"/>
-                          <w:sz w:val="18"/>
-                          <w:szCs w:val="25"/>
-                        </w:rPr>
-                        <w:t>The only source of knowledge is experience.</w:t>
-                      </w:r>
-                    </w:p>
-                  </w:txbxContent>
-                </v:textbox>
-                <w10:wrap anchorx="margin" anchory="margin"/>
-              </v:shape>
-            </w:pict>
-          </mc:Fallback>
-        </mc:AlternateContent>
-      </w:r>
-      <w:r>
-        <w:rPr>
-          <w:noProof/>
-          <w:sz w:val="20"/>
-          <w:szCs w:val="20"/>
-        </w:rPr>
         <mc:AlternateContent>
           <mc:Choice Requires="wpg">
             <w:drawing>
-              <wp:anchor distT="0" distB="0" distL="114300" distR="114300" simplePos="0" relativeHeight="251659264" behindDoc="0" locked="0" layoutInCell="1" allowOverlap="1" wp14:anchorId="3AAA1AB6" wp14:editId="12E6612C">
+              <wp:anchor distT="0" distB="0" distL="114300" distR="114300" simplePos="0" relativeHeight="251659264" behindDoc="0" locked="0" layoutInCell="1" allowOverlap="1" wp14:anchorId="3AAA1AB6" wp14:editId="57BC33F8">
                 <wp:simplePos x="0" y="0"/>
                 <wp:positionH relativeFrom="column">
                   <wp:posOffset>-914400</wp:posOffset>
                 </wp:positionH>
                 <wp:positionV relativeFrom="paragraph">
-                  <wp:posOffset>-1173480</wp:posOffset>
+                  <wp:posOffset>-1173707</wp:posOffset>
                 </wp:positionV>
-                <wp:extent cx="7807960" cy="2378075"/>
-                <wp:effectExtent l="0" t="0" r="2540" b="3175"/>
+                <wp:extent cx="7771769" cy="2378075"/>
+                <wp:effectExtent l="0" t="0" r="635" b="3175"/>
                 <wp:wrapNone/>
                 <wp:docPr id="24" name="Group 24"/>
                 <wp:cNvGraphicFramePr/>
@@ -255,9 +41,9 @@
                       <wpg:grpSpPr>
                         <a:xfrm>
                           <a:off x="0" y="0"/>
-                          <a:ext cx="7807960" cy="2378075"/>
+                          <a:ext cx="7771769" cy="2378075"/>
                           <a:chOff x="0" y="-257175"/>
-                          <a:chExt cx="7808513" cy="2378075"/>
+                          <a:chExt cx="7772400" cy="2378075"/>
                         </a:xfrm>
                       </wpg:grpSpPr>
                       <pic:pic xmlns:pic="http://schemas.openxmlformats.org/drawingml/2006/picture">
@@ -268,7 +54,7 @@
                           </pic:cNvPicPr>
                         </pic:nvPicPr>
                         <pic:blipFill>
-                          <a:blip r:embed="rId9" cstate="print">
+                          <a:blip r:embed="rId8" cstate="print">
                             <a:extLst>
                               <a:ext uri="{28A0092B-C50C-407E-A947-70E740481C1C}">
                                 <a14:useLocalDpi xmlns:a14="http://schemas.microsoft.com/office/drawing/2010/main" val="0"/>
@@ -408,7 +194,7 @@
                           </pic:cNvPicPr>
                         </pic:nvPicPr>
                         <pic:blipFill>
-                          <a:blip r:embed="rId10" cstate="print">
+                          <a:blip r:embed="rId9" cstate="print">
                             <a:extLst>
                               <a:ext uri="{28A0092B-C50C-407E-A947-70E740481C1C}">
                                 <a14:useLocalDpi xmlns:a14="http://schemas.microsoft.com/office/drawing/2010/main" val="0"/>
@@ -461,7 +247,7 @@
                           </pic:cNvPicPr>
                         </pic:nvPicPr>
                         <pic:blipFill>
-                          <a:blip r:embed="rId11" cstate="print">
+                          <a:blip r:embed="rId10" cstate="print">
                             <a:extLst>
                               <a:ext uri="{28A0092B-C50C-407E-A947-70E740481C1C}">
                                 <a14:useLocalDpi xmlns:a14="http://schemas.microsoft.com/office/drawing/2010/main" val="0"/>
@@ -514,7 +300,7 @@
                           </pic:cNvPicPr>
                         </pic:nvPicPr>
                         <pic:blipFill>
-                          <a:blip r:embed="rId12" cstate="print">
+                          <a:blip r:embed="rId11" cstate="print">
                             <a:extLst>
                               <a:ext uri="{28A0092B-C50C-407E-A947-70E740481C1C}">
                                 <a14:useLocalDpi xmlns:a14="http://schemas.microsoft.com/office/drawing/2010/main" val="0"/>
@@ -567,7 +353,7 @@
                           </pic:cNvPicPr>
                         </pic:nvPicPr>
                         <pic:blipFill>
-                          <a:blip r:embed="rId13" cstate="print">
+                          <a:blip r:embed="rId12" cstate="print">
                             <a:extLst>
                               <a:ext uri="{28A0092B-C50C-407E-A947-70E740481C1C}">
                                 <a14:useLocalDpi xmlns:a14="http://schemas.microsoft.com/office/drawing/2010/main" val="0"/>
@@ -620,7 +406,7 @@
                           </pic:cNvPicPr>
                         </pic:nvPicPr>
                         <pic:blipFill>
-                          <a:blip r:embed="rId14" cstate="print">
+                          <a:blip r:embed="rId13" cstate="print">
                             <a:extLst>
                               <a:ext uri="{28A0092B-C50C-407E-A947-70E740481C1C}">
                                 <a14:useLocalDpi xmlns:a14="http://schemas.microsoft.com/office/drawing/2010/main" val="0"/>
@@ -673,7 +459,7 @@
                           </pic:cNvPicPr>
                         </pic:nvPicPr>
                         <pic:blipFill>
-                          <a:blip r:embed="rId15" cstate="print">
+                          <a:blip r:embed="rId14" cstate="print">
                             <a:extLst>
                               <a:ext uri="{28A0092B-C50C-407E-A947-70E740481C1C}">
                                 <a14:useLocalDpi xmlns:a14="http://schemas.microsoft.com/office/drawing/2010/main" val="0"/>
@@ -687,7 +473,7 @@
                         </pic:blipFill>
                         <pic:spPr bwMode="auto">
                           <a:xfrm>
-                            <a:off x="5238214" y="1228359"/>
+                            <a:off x="4991549" y="1228359"/>
                             <a:ext cx="178166" cy="178166"/>
                           </a:xfrm>
                           <a:prstGeom prst="rect">
@@ -726,7 +512,7 @@
                           </pic:cNvPicPr>
                         </pic:nvPicPr>
                         <pic:blipFill>
-                          <a:blip r:embed="rId16" cstate="print">
+                          <a:blip r:embed="rId15" cstate="print">
                             <a:extLst>
                               <a:ext uri="{28A0092B-C50C-407E-A947-70E740481C1C}">
                                 <a14:useLocalDpi xmlns:a14="http://schemas.microsoft.com/office/drawing/2010/main" val="0"/>
@@ -740,7 +526,7 @@
                         </pic:blipFill>
                         <pic:spPr bwMode="auto">
                           <a:xfrm>
-                            <a:off x="5221648" y="957739"/>
+                            <a:off x="4974983" y="957739"/>
                             <a:ext cx="224665" cy="245174"/>
                           </a:xfrm>
                           <a:prstGeom prst="rect">
@@ -928,7 +714,7 @@
                           </pic:cNvPicPr>
                         </pic:nvPicPr>
                         <pic:blipFill>
-                          <a:blip r:embed="rId17" cstate="print">
+                          <a:blip r:embed="rId16" cstate="print">
                             <a:extLst>
                               <a:ext uri="{28A0092B-C50C-407E-A947-70E740481C1C}">
                                 <a14:useLocalDpi xmlns:a14="http://schemas.microsoft.com/office/drawing/2010/main" val="0"/>
@@ -981,7 +767,7 @@
                           </pic:cNvPicPr>
                         </pic:nvPicPr>
                         <pic:blipFill>
-                          <a:blip r:embed="rId18" cstate="print">
+                          <a:blip r:embed="rId17" cstate="print">
                             <a:extLst>
                               <a:ext uri="{28A0092B-C50C-407E-A947-70E740481C1C}">
                                 <a14:useLocalDpi xmlns:a14="http://schemas.microsoft.com/office/drawing/2010/main" val="0"/>
@@ -1034,7 +820,7 @@
                           </pic:cNvPicPr>
                         </pic:nvPicPr>
                         <pic:blipFill>
-                          <a:blip r:embed="rId19" cstate="print">
+                          <a:blip r:embed="rId18" cstate="print">
                             <a:extLst>
                               <a:ext uri="{28A0092B-C50C-407E-A947-70E740481C1C}">
                                 <a14:useLocalDpi xmlns:a14="http://schemas.microsoft.com/office/drawing/2010/main" val="0"/>
@@ -1048,7 +834,7 @@
                         </pic:blipFill>
                         <pic:spPr bwMode="auto">
                           <a:xfrm>
-                            <a:off x="5238214" y="1464310"/>
+                            <a:off x="4991549" y="1464310"/>
                             <a:ext cx="180975" cy="180975"/>
                           </a:xfrm>
                           <a:prstGeom prst="rect">
@@ -1086,7 +872,7 @@
                         </wps:cNvSpPr>
                         <wps:spPr bwMode="auto">
                           <a:xfrm>
-                            <a:off x="5446313" y="909638"/>
+                            <a:off x="5214970" y="909638"/>
                             <a:ext cx="2362200" cy="828675"/>
                           </a:xfrm>
                           <a:prstGeom prst="rect">
@@ -1180,7 +966,7 @@
                                   <w:sz w:val="24"/>
                                   <w:szCs w:val="36"/>
                                 </w:rPr>
-                                <w:t>duybang140494@gmail.com</w:t>
+                                <w:t>bangnguyendev@outlook.com</w:t>
                               </w:r>
                             </w:p>
                             <w:p>
@@ -1248,7 +1034,7 @@
           </mc:Choice>
           <mc:Fallback>
             <w:pict>
-              <v:group w14:anchorId="3AAA1AB6" id="Group 24" o:spid="_x0000_s1027" style="position:absolute;margin-left:-1in;margin-top:-92.4pt;width:614.8pt;height:187.25pt;z-index:251659264;mso-width-relative:margin;mso-height-relative:margin" coordorigin=",-2571" coordsize="78085,23780" o:gfxdata="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">
+              <v:group w14:anchorId="3AAA1AB6" id="Group 24" o:spid="_x0000_s1026" style="position:absolute;margin-left:-1in;margin-top:-92.4pt;width:611.95pt;height:187.25pt;z-index:251659264;mso-width-relative:margin;mso-height-relative:margin" coordorigin=",-2571" coordsize="77724,23780" o:gfxdata="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">
                 <v:shapetype id="_x0000_t75" coordsize="21600,21600" o:spt="75" o:preferrelative="t" path="m@4@5l@4@11@9@11@9@5xe" filled="f" stroked="f">
                   <v:stroke joinstyle="miter"/>
                   <v:formulas>
@@ -1268,42 +1054,46 @@
                   <v:path o:extrusionok="f" gradientshapeok="t" o:connecttype="rect"/>
                   <o:lock v:ext="edit" aspectratio="t"/>
                 </v:shapetype>
-                <v:shape id="Picture 3" o:spid="_x0000_s1028" type="#_x0000_t75" style="position:absolute;top:904;width:77724;height:19431;visibility:visible;mso-wrap-style:square" o:gfxdata="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">
+                <v:shape id="Picture 3" o:spid="_x0000_s1027" type="#_x0000_t75" style="position:absolute;top:904;width:77724;height:19431;visibility:visible;mso-wrap-style:square" o:gfxdata="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">
+                  <v:imagedata r:id="rId19" o:title=""/>
+                  <v:path arrowok="t"/>
+                </v:shape>
+                <v:shape id="Freeform 4" o:spid="_x0000_s1028" style="position:absolute;width:77666;height:21170;visibility:visible;mso-wrap-style:square;v-text-anchor:top" coordsize="12231,3334" o:gfxdata="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" path="m,l12230,r,3333l,3333,,xe" fillcolor="#171616" stroked="f">
+                  <v:path arrowok="t" o:connecttype="custom" o:connectlocs="0,0;7766050,0;7766050,2116455;0,2116455;0,0" o:connectangles="0,0,0,0,0"/>
+                </v:shape>
+                <v:shape id="Picture 5" o:spid="_x0000_s1029" type="#_x0000_t75" style="position:absolute;top:904;width:77724;height:19431;visibility:visible;mso-wrap-style:square" o:gfxdata="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">
                   <v:imagedata r:id="rId20" o:title=""/>
                   <v:path arrowok="t"/>
                 </v:shape>
-                <v:shape id="Freeform 4" o:spid="_x0000_s1029" style="position:absolute;width:77666;height:21170;visibility:visible;mso-wrap-style:square;v-text-anchor:top" coordsize="12231,3334" o:gfxdata="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" path="m,l12230,r,3333l,3333,,xe" fillcolor="#171616" stroked="f">
-                  <v:path arrowok="t" o:connecttype="custom" o:connectlocs="0,0;7766050,0;7766050,2116455;0,2116455;0,0" o:connectangles="0,0,0,0,0"/>
-                </v:shape>
-                <v:shape id="Picture 5" o:spid="_x0000_s1030" type="#_x0000_t75" style="position:absolute;top:904;width:77724;height:19431;visibility:visible;mso-wrap-style:square" o:gfxdata="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">
+                <v:shape id="Picture 6" o:spid="_x0000_s1030" type="#_x0000_t75" style="position:absolute;left:30051;width:47666;height:21209;visibility:visible;mso-wrap-style:square" o:gfxdata="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">
                   <v:imagedata r:id="rId21" o:title=""/>
                   <v:path arrowok="t"/>
                 </v:shape>
-                <v:shape id="Picture 6" o:spid="_x0000_s1031" type="#_x0000_t75" style="position:absolute;left:30051;width:47666;height:21209;visibility:visible;mso-wrap-style:square" o:gfxdata="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">
+                <v:shape id="Picture 7" o:spid="_x0000_s1031" type="#_x0000_t75" style="position:absolute;left:47;top:-2571;width:64105;height:23748;visibility:visible;mso-wrap-style:square" o:gfxdata="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">
                   <v:imagedata r:id="rId22" o:title=""/>
                   <v:path arrowok="t"/>
                 </v:shape>
-                <v:shape id="Picture 7" o:spid="_x0000_s1032" type="#_x0000_t75" style="position:absolute;left:47;top:-2571;width:64105;height:23748;visibility:visible;mso-wrap-style:square" o:gfxdata="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">
+                <v:shape id="Picture 9" o:spid="_x0000_s1032" type="#_x0000_t75" style="position:absolute;left:3476;top:5286;width:49276;height:3810;visibility:visible;mso-wrap-style:square" o:gfxdata="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">
                   <v:imagedata r:id="rId23" o:title=""/>
                   <v:path arrowok="t"/>
                 </v:shape>
-                <v:shape id="Picture 9" o:spid="_x0000_s1033" type="#_x0000_t75" style="position:absolute;left:3476;top:5286;width:49276;height:3810;visibility:visible;mso-wrap-style:square" o:gfxdata="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">
+                <v:shape id="Picture 8" o:spid="_x0000_s1033" type="#_x0000_t75" style="position:absolute;left:3571;top:13763;width:42164;height:3429;visibility:visible;mso-wrap-style:square" o:gfxdata="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">
                   <v:imagedata r:id="rId24" o:title=""/>
                   <v:path arrowok="t"/>
                 </v:shape>
-                <v:shape id="Picture 8" o:spid="_x0000_s1034" type="#_x0000_t75" style="position:absolute;left:3571;top:13763;width:42164;height:3429;visibility:visible;mso-wrap-style:square" o:gfxdata="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">
+                <v:shape id="Picture 15" o:spid="_x0000_s1034" type="#_x0000_t75" style="position:absolute;left:49915;top:12283;width:1782;height:1782;visibility:visible;mso-wrap-style:square" o:gfxdata="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">
                   <v:imagedata r:id="rId25" o:title=""/>
                   <v:path arrowok="t"/>
                 </v:shape>
-                <v:shape id="Picture 15" o:spid="_x0000_s1035" type="#_x0000_t75" style="position:absolute;left:52382;top:12283;width:1781;height:1782;visibility:visible;mso-wrap-style:square" o:gfxdata="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">
+                <v:shape id="Picture 16" o:spid="_x0000_s1035" type="#_x0000_t75" style="position:absolute;left:49749;top:9577;width:2247;height:2452;visibility:visible;mso-wrap-style:square" o:gfxdata="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">
                   <v:imagedata r:id="rId26" o:title=""/>
                   <v:path arrowok="t"/>
                 </v:shape>
-                <v:shape id="Picture 16" o:spid="_x0000_s1036" type="#_x0000_t75" style="position:absolute;left:52216;top:9577;width:2247;height:2452;visibility:visible;mso-wrap-style:square" o:gfxdata="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">
-                  <v:imagedata r:id="rId27" o:title=""/>
-                  <v:path arrowok="t"/>
-                </v:shape>
-                <v:shape id="Text Box 17" o:spid="_x0000_s1037" type="#_x0000_t202" style="position:absolute;left:14436;top:4918;width:35275;height:14591;visibility:visible;mso-wrap-style:square;v-text-anchor:top" o:gfxdata="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" filled="f" stroked="f">
+                <v:shapetype id="_x0000_t202" coordsize="21600,21600" o:spt="202" path="m,l,21600r21600,l21600,xe">
+                  <v:stroke joinstyle="miter"/>
+                  <v:path gradientshapeok="t" o:connecttype="rect"/>
+                </v:shapetype>
+                <v:shape id="Text Box 17" o:spid="_x0000_s1036" type="#_x0000_t202" style="position:absolute;left:14436;top:4918;width:35275;height:14591;visibility:visible;mso-wrap-style:square;v-text-anchor:top" o:gfxdata="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" filled="f" stroked="f">
                   <v:textbox inset="0,0,0,0">
                     <w:txbxContent>
                       <w:p>
@@ -1413,19 +1203,19 @@
                     </w:txbxContent>
                   </v:textbox>
                 </v:shape>
-                <v:shape id="Picture 11" o:spid="_x0000_s1038" type="#_x0000_t75" style="position:absolute;left:55673;top:15382;width:17780;height:1524;visibility:visible;mso-wrap-style:square" o:gfxdata="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">
+                <v:shape id="Picture 11" o:spid="_x0000_s1037" type="#_x0000_t75" style="position:absolute;left:55673;top:15382;width:17780;height:1524;visibility:visible;mso-wrap-style:square" o:gfxdata="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">
+                  <v:imagedata r:id="rId27" o:title=""/>
+                  <v:path arrowok="t"/>
+                </v:shape>
+                <v:shape id="Picture 12" o:spid="_x0000_s1038" type="#_x0000_t75" style="position:absolute;left:55673;top:13096;width:20828;height:1778;visibility:visible;mso-wrap-style:square" o:gfxdata="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">
                   <v:imagedata r:id="rId28" o:title=""/>
                   <v:path arrowok="t"/>
                 </v:shape>
-                <v:shape id="Picture 12" o:spid="_x0000_s1039" type="#_x0000_t75" style="position:absolute;left:55673;top:13096;width:20828;height:1778;visibility:visible;mso-wrap-style:square" o:gfxdata="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">
+                <v:shape id="Picture 14" o:spid="_x0000_s1039" type="#_x0000_t75" style="position:absolute;left:49915;top:14643;width:1810;height:1809;visibility:visible;mso-wrap-style:square" o:gfxdata="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">
                   <v:imagedata r:id="rId29" o:title=""/>
                   <v:path arrowok="t"/>
                 </v:shape>
-                <v:shape id="Picture 14" o:spid="_x0000_s1040" type="#_x0000_t75" style="position:absolute;left:52382;top:14643;width:1809;height:1809;visibility:visible;mso-wrap-style:square" o:gfxdata="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">
-                  <v:imagedata r:id="rId30" o:title=""/>
-                  <v:path arrowok="t"/>
-                </v:shape>
-                <v:shape id="Text Box 18" o:spid="_x0000_s1041" type="#_x0000_t202" style="position:absolute;left:54463;top:9096;width:23622;height:8287;visibility:visible;mso-wrap-style:square;v-text-anchor:top" o:gfxdata="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" filled="f" stroked="f">
+                <v:shape id="Text Box 18" o:spid="_x0000_s1040" type="#_x0000_t202" style="position:absolute;left:52149;top:9096;width:23622;height:8287;visibility:visible;mso-wrap-style:square;v-text-anchor:top" o:gfxdata="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" filled="f" stroked="f">
                   <v:textbox inset="0,0,0,0">
                     <w:txbxContent>
                       <w:p>
@@ -1490,7 +1280,7 @@
                             <w:sz w:val="24"/>
                             <w:szCs w:val="36"/>
                           </w:rPr>
-                          <w:t>duybang140494@gmail.com</w:t>
+                          <w:t>bangnguyendev@outlook.com</w:t>
                         </w:r>
                       </w:p>
                       <w:p>
@@ -1542,6 +1332,216 @@
                   </v:textbox>
                 </v:shape>
               </v:group>
+            </w:pict>
+          </mc:Fallback>
+        </mc:AlternateContent>
+      </w:r>
+      <w:r>
+        <w:rPr>
+          <w:noProof/>
+          <w:sz w:val="20"/>
+          <w:szCs w:val="20"/>
+        </w:rPr>
+        <w:drawing>
+          <wp:anchor distT="0" distB="0" distL="114300" distR="114300" simplePos="0" relativeHeight="251664384" behindDoc="0" locked="0" layoutInCell="1" allowOverlap="1" wp14:anchorId="3272BE52" wp14:editId="28E08600">
+            <wp:simplePos x="0" y="0"/>
+            <wp:positionH relativeFrom="margin">
+              <wp:posOffset>-828675</wp:posOffset>
+            </wp:positionH>
+            <wp:positionV relativeFrom="paragraph">
+              <wp:posOffset>-409575</wp:posOffset>
+            </wp:positionV>
+            <wp:extent cx="1295400" cy="1295400"/>
+            <wp:effectExtent l="0" t="0" r="0" b="0"/>
+            <wp:wrapNone/>
+            <wp:docPr id="2" name="Picture 2"/>
+            <wp:cNvGraphicFramePr>
+              <a:graphicFrameLocks xmlns:a="http://schemas.openxmlformats.org/drawingml/2006/main" noChangeAspect="1"/>
+            </wp:cNvGraphicFramePr>
+            <a:graphic xmlns:a="http://schemas.openxmlformats.org/drawingml/2006/main">
+              <a:graphicData uri="http://schemas.openxmlformats.org/drawingml/2006/picture">
+                <pic:pic xmlns:pic="http://schemas.openxmlformats.org/drawingml/2006/picture">
+                  <pic:nvPicPr>
+                    <pic:cNvPr id="0" name="Picture 1"/>
+                    <pic:cNvPicPr>
+                      <a:picLocks noChangeAspect="1" noChangeArrowheads="1"/>
+                    </pic:cNvPicPr>
+                  </pic:nvPicPr>
+                  <pic:blipFill>
+                    <a:blip r:embed="rId30" cstate="print">
+                      <a:extLst>
+                        <a:ext uri="{28A0092B-C50C-407E-A947-70E740481C1C}">
+                          <a14:useLocalDpi xmlns:a14="http://schemas.microsoft.com/office/drawing/2010/main" val="0"/>
+                        </a:ext>
+                      </a:extLst>
+                    </a:blip>
+                    <a:srcRect/>
+                    <a:stretch>
+                      <a:fillRect/>
+                    </a:stretch>
+                  </pic:blipFill>
+                  <pic:spPr bwMode="auto">
+                    <a:xfrm>
+                      <a:off x="0" y="0"/>
+                      <a:ext cx="1295400" cy="1295400"/>
+                    </a:xfrm>
+                    <a:prstGeom prst="rect">
+                      <a:avLst/>
+                    </a:prstGeom>
+                    <a:noFill/>
+                    <a:ln>
+                      <a:noFill/>
+                    </a:ln>
+                  </pic:spPr>
+                </pic:pic>
+              </a:graphicData>
+            </a:graphic>
+            <wp14:sizeRelH relativeFrom="margin">
+              <wp14:pctWidth>0</wp14:pctWidth>
+            </wp14:sizeRelH>
+            <wp14:sizeRelV relativeFrom="margin">
+              <wp14:pctHeight>0</wp14:pctHeight>
+            </wp14:sizeRelV>
+          </wp:anchor>
+        </w:drawing>
+      </w:r>
+      <w:r>
+        <w:rPr>
+          <w:noProof/>
+          <w:sz w:val="20"/>
+          <w:szCs w:val="20"/>
+        </w:rPr>
+        <mc:AlternateContent>
+          <mc:Choice Requires="wps">
+            <w:drawing>
+              <wp:anchor distT="91440" distB="91440" distL="137160" distR="137160" simplePos="0" relativeHeight="251663360" behindDoc="0" locked="0" layoutInCell="1" allowOverlap="1" wp14:anchorId="0526AB90" wp14:editId="2DD8D291">
+                <wp:simplePos x="0" y="0"/>
+                <wp:positionH relativeFrom="margin">
+                  <wp:posOffset>3048000</wp:posOffset>
+                </wp:positionH>
+                <wp:positionV relativeFrom="margin">
+                  <wp:posOffset>-825817</wp:posOffset>
+                </wp:positionV>
+                <wp:extent cx="3611880" cy="1143000"/>
+                <wp:effectExtent l="0" t="0" r="0" b="635"/>
+                <wp:wrapNone/>
+                <wp:docPr id="140" name="Text Box 140"/>
+                <wp:cNvGraphicFramePr/>
+                <a:graphic xmlns:a="http://schemas.openxmlformats.org/drawingml/2006/main">
+                  <a:graphicData uri="http://schemas.microsoft.com/office/word/2010/wordprocessingShape">
+                    <wps:wsp>
+                      <wps:cNvSpPr txBox="1"/>
+                      <wps:spPr>
+                        <a:xfrm>
+                          <a:off x="0" y="0"/>
+                          <a:ext cx="3611880" cy="1143000"/>
+                        </a:xfrm>
+                        <a:prstGeom prst="rect">
+                          <a:avLst/>
+                        </a:prstGeom>
+                        <a:noFill/>
+                        <a:ln w="6350">
+                          <a:noFill/>
+                        </a:ln>
+                        <a:effectLst/>
+                      </wps:spPr>
+                      <wps:style>
+                        <a:lnRef idx="0">
+                          <a:schemeClr val="accent1"/>
+                        </a:lnRef>
+                        <a:fillRef idx="0">
+                          <a:schemeClr val="accent1"/>
+                        </a:fillRef>
+                        <a:effectRef idx="0">
+                          <a:schemeClr val="accent1"/>
+                        </a:effectRef>
+                        <a:fontRef idx="minor">
+                          <a:schemeClr val="dk1"/>
+                        </a:fontRef>
+                      </wps:style>
+                      <wps:txbx>
+                        <w:txbxContent>
+                          <w:p>
+                            <w:pPr>
+                              <w:pBdr>
+                                <w:right w:val="single" w:sz="12" w:space="8" w:color="ED7D31" w:themeColor="accent2"/>
+                              </w:pBdr>
+                              <w:spacing w:before="160"/>
+                              <w:jc w:val="right"/>
+                              <w:rPr>
+                                <w:rFonts w:ascii="Courier New" w:hAnsi="Courier New" w:cs="Courier New"/>
+                                <w:caps/>
+                                <w:color w:val="FFFFFF" w:themeColor="background1"/>
+                                <w:sz w:val="18"/>
+                                <w:szCs w:val="25"/>
+                              </w:rPr>
+                            </w:pPr>
+                            <w:r>
+                              <w:rPr>
+                                <w:rFonts w:ascii="Courier New" w:hAnsi="Courier New" w:cs="Courier New"/>
+                                <w:caps/>
+                                <w:color w:val="FFFFFF" w:themeColor="background1"/>
+                                <w:sz w:val="18"/>
+                                <w:szCs w:val="25"/>
+                              </w:rPr>
+                              <w:t>The only source of knowledge is experience.</w:t>
+                            </w:r>
+                          </w:p>
+                        </w:txbxContent>
+                      </wps:txbx>
+                      <wps:bodyPr rot="0" spcFirstLastPara="0" vertOverflow="overflow" horzOverflow="overflow" vert="horz" wrap="square" lIns="0" tIns="0" rIns="228600" bIns="0" numCol="1" spcCol="0" rtlCol="0" fromWordArt="0" anchor="ctr" anchorCtr="0" forceAA="0" compatLnSpc="1">
+                        <a:prstTxWarp prst="textNoShape">
+                          <a:avLst/>
+                        </a:prstTxWarp>
+                        <a:spAutoFit/>
+                      </wps:bodyPr>
+                    </wps:wsp>
+                  </a:graphicData>
+                </a:graphic>
+                <wp14:sizeRelH relativeFrom="margin">
+                  <wp14:pctWidth>0</wp14:pctWidth>
+                </wp14:sizeRelH>
+                <wp14:sizeRelV relativeFrom="margin">
+                  <wp14:pctHeight>0</wp14:pctHeight>
+                </wp14:sizeRelV>
+              </wp:anchor>
+            </w:drawing>
+          </mc:Choice>
+          <mc:Fallback>
+            <w:pict>
+              <v:shape w14:anchorId="0526AB90" id="Text Box 140" o:spid="_x0000_s1041" type="#_x0000_t202" style="position:absolute;margin-left:240pt;margin-top:-65pt;width:284.4pt;height:90pt;z-index:251663360;visibility:visible;mso-wrap-style:square;mso-width-percent:0;mso-height-percent:0;mso-wrap-distance-left:10.8pt;mso-wrap-distance-top:7.2pt;mso-wrap-distance-right:10.8pt;mso-wrap-distance-bottom:7.2pt;mso-position-horizontal:absolute;mso-position-horizontal-relative:margin;mso-position-vertical:absolute;mso-position-vertical-relative:margin;mso-width-percent:0;mso-height-percent:0;mso-width-relative:margin;mso-height-relative:margin;v-text-anchor:middle" o:gfxdata="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" filled="f" stroked="f" strokeweight=".5pt">
+                <v:textbox style="mso-fit-shape-to-text:t" inset="0,0,18pt,0">
+                  <w:txbxContent>
+                    <w:p>
+                      <w:pPr>
+                        <w:pBdr>
+                          <w:right w:val="single" w:sz="12" w:space="8" w:color="ED7D31" w:themeColor="accent2"/>
+                        </w:pBdr>
+                        <w:spacing w:before="160"/>
+                        <w:jc w:val="right"/>
+                        <w:rPr>
+                          <w:rFonts w:ascii="Courier New" w:hAnsi="Courier New" w:cs="Courier New"/>
+                          <w:caps/>
+                          <w:color w:val="FFFFFF" w:themeColor="background1"/>
+                          <w:sz w:val="18"/>
+                          <w:szCs w:val="25"/>
+                        </w:rPr>
+                      </w:pPr>
+                      <w:r>
+                        <w:rPr>
+                          <w:rFonts w:ascii="Courier New" w:hAnsi="Courier New" w:cs="Courier New"/>
+                          <w:caps/>
+                          <w:color w:val="FFFFFF" w:themeColor="background1"/>
+                          <w:sz w:val="18"/>
+                          <w:szCs w:val="25"/>
+                        </w:rPr>
+                        <w:t>The only source of knowledge is experience.</w:t>
+                      </w:r>
+                    </w:p>
+                  </w:txbxContent>
+                </v:textbox>
+                <w10:wrap anchorx="margin" anchory="margin"/>
+              </v:shape>
             </w:pict>
           </mc:Fallback>
         </mc:AlternateContent>
@@ -2261,7 +2261,16 @@
                 <w:sz w:val="22"/>
                 <w:szCs w:val="22"/>
               </w:rPr>
-              <w:t>2 years of experience in C</w:t>
+              <w:t>E</w:t>
+            </w:r>
+            <w:r>
+              <w:rPr>
+                <w:rFonts w:ascii="Courier New" w:hAnsi="Courier New" w:cs="Courier New"/>
+                <w:color w:val="404040"/>
+                <w:sz w:val="22"/>
+                <w:szCs w:val="22"/>
+              </w:rPr>
+              <w:t>xperience in C</w:t>
             </w:r>
             <w:r>
               <w:rPr>
@@ -2298,7 +2307,43 @@
                 <w:sz w:val="22"/>
                 <w:szCs w:val="22"/>
               </w:rPr>
-              <w:t>programming.</w:t>
+              <w:t>programming</w:t>
+            </w:r>
+            <w:r>
+              <w:rPr>
+                <w:rFonts w:ascii="Courier New" w:hAnsi="Courier New" w:cs="Courier New"/>
+                <w:color w:val="404040"/>
+                <w:sz w:val="22"/>
+                <w:szCs w:val="22"/>
+              </w:rPr>
+              <w:t xml:space="preserve">, </w:t>
+            </w:r>
+            <w:r>
+              <w:rPr>
+                <w:rFonts w:ascii="Courier New" w:hAnsi="Courier New" w:cs="Courier New"/>
+                <w:color w:val="404040"/>
+                <w:sz w:val="22"/>
+                <w:szCs w:val="22"/>
+              </w:rPr>
+              <w:t>Python</w:t>
+            </w:r>
+            <w:r>
+              <w:rPr>
+                <w:rFonts w:ascii="Courier New" w:hAnsi="Courier New" w:cs="Courier New"/>
+                <w:color w:val="404040"/>
+                <w:sz w:val="22"/>
+                <w:szCs w:val="22"/>
+              </w:rPr>
+              <w:t>/Bash script</w:t>
+            </w:r>
+            <w:r>
+              <w:rPr>
+                <w:rFonts w:ascii="Courier New" w:hAnsi="Courier New" w:cs="Courier New"/>
+                <w:color w:val="404040"/>
+                <w:sz w:val="22"/>
+                <w:szCs w:val="22"/>
+              </w:rPr>
+              <w:t>.</w:t>
             </w:r>
           </w:p>
         </w:tc>
@@ -2337,26 +2382,16 @@
                 <w:sz w:val="22"/>
                 <w:szCs w:val="22"/>
               </w:rPr>
-              <w:t>1 years of experience in programming with</w:t>
-            </w:r>
-            <w:r>
-              <w:rPr>
-                <w:rFonts w:ascii="Courier New" w:hAnsi="Courier New" w:cs="Courier New"/>
-                <w:color w:val="404040"/>
-                <w:spacing w:val="-10"/>
+              <w:t>Version Control &amp; Collaboration Tools: Git, SVN, SharePoint</w:t>
+            </w:r>
+            <w:r>
+              <w:rPr>
+                <w:rFonts w:ascii="Courier New" w:hAnsi="Courier New" w:cs="Courier New"/>
+                <w:color w:val="404040"/>
                 <w:sz w:val="22"/>
                 <w:szCs w:val="22"/>
               </w:rPr>
-              <w:t xml:space="preserve"> </w:t>
-            </w:r>
-            <w:r>
-              <w:rPr>
-                <w:rFonts w:ascii="Courier New" w:hAnsi="Courier New" w:cs="Courier New"/>
-                <w:color w:val="404040"/>
-                <w:sz w:val="22"/>
-                <w:szCs w:val="22"/>
-              </w:rPr>
-              <w:t>Python.</w:t>
+              <w:t>.</w:t>
             </w:r>
           </w:p>
         </w:tc>
@@ -2441,7 +2476,7 @@
               </w:tabs>
               <w:kinsoku w:val="0"/>
               <w:overflowPunct w:val="0"/>
-              <w:spacing w:before="41"/>
+              <w:spacing w:before="38"/>
               <w:rPr>
                 <w:rFonts w:ascii="Courier New" w:hAnsi="Courier New" w:cs="Courier New"/>
                 <w:color w:val="404040"/>
@@ -2456,26 +2491,7 @@
                 <w:sz w:val="22"/>
                 <w:szCs w:val="22"/>
               </w:rPr>
-              <w:t>Working knowledge of processor architectures (ARM/ARM64,</w:t>
-            </w:r>
-            <w:r>
-              <w:rPr>
-                <w:rFonts w:ascii="Courier New" w:hAnsi="Courier New" w:cs="Courier New"/>
-                <w:color w:val="404040"/>
-                <w:spacing w:val="-14"/>
-                <w:sz w:val="22"/>
-                <w:szCs w:val="22"/>
-              </w:rPr>
-              <w:t xml:space="preserve"> </w:t>
-            </w:r>
-            <w:r>
-              <w:rPr>
-                <w:rFonts w:ascii="Courier New" w:hAnsi="Courier New" w:cs="Courier New"/>
-                <w:color w:val="404040"/>
-                <w:sz w:val="22"/>
-                <w:szCs w:val="22"/>
-              </w:rPr>
-              <w:t>x86).</w:t>
+              <w:t>Linux systems programming with experience in processor architectures (ARM/ARM64, x86).</w:t>
             </w:r>
           </w:p>
         </w:tc>
@@ -2502,7 +2518,7 @@
               </w:tabs>
               <w:kinsoku w:val="0"/>
               <w:overflowPunct w:val="0"/>
-              <w:spacing w:before="38"/>
+              <w:spacing w:before="41"/>
               <w:rPr>
                 <w:rFonts w:ascii="Courier New" w:hAnsi="Courier New" w:cs="Courier New"/>
                 <w:color w:val="404040"/>
@@ -2517,18 +2533,19 @@
                 <w:sz w:val="22"/>
                 <w:szCs w:val="22"/>
               </w:rPr>
-              <w:t>Good at embedded system design</w:t>
-            </w:r>
-            <w:r>
-              <w:rPr>
-                <w:rFonts w:ascii="Courier New" w:hAnsi="Courier New" w:cs="Courier New"/>
-                <w:color w:val="404040"/>
-                <w:spacing w:val="-6"/>
+              <w:t xml:space="preserve">Kernel development (Linux CIP) and </w:t>
+            </w:r>
+            <w:proofErr w:type="spellStart"/>
+            <w:r>
+              <w:rPr>
+                <w:rFonts w:ascii="Courier New" w:hAnsi="Courier New" w:cs="Courier New"/>
+                <w:color w:val="404040"/>
                 <w:sz w:val="22"/>
                 <w:szCs w:val="22"/>
               </w:rPr>
-              <w:t xml:space="preserve"> </w:t>
-            </w:r>
+              <w:t>Yocto</w:t>
+            </w:r>
+            <w:proofErr w:type="spellEnd"/>
             <w:r>
               <w:rPr>
                 <w:rFonts w:ascii="Courier New" w:hAnsi="Courier New" w:cs="Courier New"/>
@@ -2536,7 +2553,7 @@
                 <w:sz w:val="22"/>
                 <w:szCs w:val="22"/>
               </w:rPr>
-              <w:t>methodology.</w:t>
+              <w:t xml:space="preserve"> build &amp; configuration.</w:t>
             </w:r>
           </w:p>
         </w:tc>
@@ -2575,13 +2592,13 @@
                 <w:sz w:val="22"/>
                 <w:szCs w:val="22"/>
               </w:rPr>
-              <w:t>Programming in C on Automotive</w:t>
-            </w:r>
-            <w:r>
-              <w:rPr>
-                <w:rFonts w:ascii="Courier New" w:hAnsi="Courier New" w:cs="Courier New"/>
-                <w:color w:val="404040"/>
-                <w:spacing w:val="-8"/>
+              <w:t>Good Knowledge on micro-controller architecture and low-level device driver</w:t>
+            </w:r>
+            <w:r>
+              <w:rPr>
+                <w:rFonts w:ascii="Courier New" w:hAnsi="Courier New" w:cs="Courier New"/>
+                <w:color w:val="404040"/>
+                <w:spacing w:val="-17"/>
                 <w:sz w:val="22"/>
                 <w:szCs w:val="22"/>
               </w:rPr>
@@ -2594,7 +2611,7 @@
                 <w:sz w:val="22"/>
                 <w:szCs w:val="22"/>
               </w:rPr>
-              <w:t>Domain.</w:t>
+              <w:t>development.</w:t>
             </w:r>
           </w:p>
         </w:tc>
@@ -2621,64 +2638,6 @@
               </w:tabs>
               <w:kinsoku w:val="0"/>
               <w:overflowPunct w:val="0"/>
-              <w:spacing w:before="41"/>
-              <w:rPr>
-                <w:rFonts w:ascii="Courier New" w:hAnsi="Courier New" w:cs="Courier New"/>
-                <w:color w:val="404040"/>
-                <w:sz w:val="22"/>
-                <w:szCs w:val="22"/>
-              </w:rPr>
-            </w:pPr>
-            <w:r>
-              <w:rPr>
-                <w:rFonts w:ascii="Courier New" w:hAnsi="Courier New" w:cs="Courier New"/>
-                <w:color w:val="404040"/>
-                <w:sz w:val="22"/>
-                <w:szCs w:val="22"/>
-              </w:rPr>
-              <w:t>Good Knowledge on micro-controller architecture and low-level device driver</w:t>
-            </w:r>
-            <w:r>
-              <w:rPr>
-                <w:rFonts w:ascii="Courier New" w:hAnsi="Courier New" w:cs="Courier New"/>
-                <w:color w:val="404040"/>
-                <w:spacing w:val="-17"/>
-                <w:sz w:val="22"/>
-                <w:szCs w:val="22"/>
-              </w:rPr>
-              <w:t xml:space="preserve"> </w:t>
-            </w:r>
-            <w:r>
-              <w:rPr>
-                <w:rFonts w:ascii="Courier New" w:hAnsi="Courier New" w:cs="Courier New"/>
-                <w:color w:val="404040"/>
-                <w:sz w:val="22"/>
-                <w:szCs w:val="22"/>
-              </w:rPr>
-              <w:t>development.</w:t>
-            </w:r>
-          </w:p>
-        </w:tc>
-      </w:tr>
-      <w:tr>
-        <w:tc>
-          <w:tcPr>
-            <w:cnfStyle w:val="001000000000" w:firstRow="0" w:lastRow="0" w:firstColumn="1" w:lastColumn="0" w:oddVBand="0" w:evenVBand="0" w:oddHBand="0" w:evenHBand="0" w:firstRowFirstColumn="0" w:firstRowLastColumn="0" w:lastRowFirstColumn="0" w:lastRowLastColumn="0"/>
-            <w:tcW w:w="9016" w:type="dxa"/>
-            <w:gridSpan w:val="2"/>
-          </w:tcPr>
-          <w:p>
-            <w:pPr>
-              <w:pStyle w:val="ListParagraph"/>
-              <w:numPr>
-                <w:ilvl w:val="0"/>
-                <w:numId w:val="2"/>
-              </w:numPr>
-              <w:tabs>
-                <w:tab w:val="left" w:pos="1265"/>
-              </w:tabs>
-              <w:kinsoku w:val="0"/>
-              <w:overflowPunct w:val="0"/>
               <w:spacing w:before="98"/>
               <w:rPr>
                 <w:rFonts w:ascii="Courier New" w:hAnsi="Courier New" w:cs="Courier New"/>
@@ -2761,29 +2720,17 @@
                 <w:sz w:val="22"/>
                 <w:szCs w:val="22"/>
               </w:rPr>
-              <w:t>PowerPoint.</w:t>
-            </w:r>
-          </w:p>
-          <w:p>
-            <w:pPr>
-              <w:pStyle w:val="ListParagraph"/>
-              <w:numPr>
-                <w:ilvl w:val="1"/>
-                <w:numId w:val="2"/>
-              </w:numPr>
-              <w:tabs>
-                <w:tab w:val="left" w:pos="1549"/>
-              </w:tabs>
-              <w:kinsoku w:val="0"/>
-              <w:overflowPunct w:val="0"/>
-              <w:spacing w:before="40"/>
+              <w:t>PowerPoint</w:t>
+            </w:r>
+            <w:r>
               <w:rPr>
                 <w:rFonts w:ascii="Courier New" w:hAnsi="Courier New" w:cs="Courier New"/>
                 <w:color w:val="404040"/>
                 <w:sz w:val="22"/>
                 <w:szCs w:val="22"/>
               </w:rPr>
-            </w:pPr>
+              <w:t>, Automation</w:t>
+            </w:r>
             <w:r>
               <w:rPr>
                 <w:rFonts w:ascii="Courier New" w:hAnsi="Courier New" w:cs="Courier New"/>
@@ -2791,88 +2738,7 @@
                 <w:sz w:val="22"/>
                 <w:szCs w:val="22"/>
               </w:rPr>
-              <w:t xml:space="preserve">C/C++, C#, Visual Basic (VBA), Python, </w:t>
-            </w:r>
-            <w:r>
-              <w:rPr>
-                <w:rFonts w:ascii="Courier New" w:hAnsi="Courier New" w:cs="Courier New"/>
-                <w:color w:val="404040"/>
-                <w:sz w:val="22"/>
-                <w:szCs w:val="22"/>
-              </w:rPr>
-              <w:t>Bash Shell.</w:t>
-            </w:r>
-          </w:p>
-          <w:p>
-            <w:pPr>
-              <w:pStyle w:val="ListParagraph"/>
-              <w:numPr>
-                <w:ilvl w:val="1"/>
-                <w:numId w:val="2"/>
-              </w:numPr>
-              <w:tabs>
-                <w:tab w:val="left" w:pos="1549"/>
-              </w:tabs>
-              <w:kinsoku w:val="0"/>
-              <w:overflowPunct w:val="0"/>
-              <w:rPr>
-                <w:rFonts w:ascii="Courier New" w:hAnsi="Courier New" w:cs="Courier New"/>
-                <w:color w:val="404040"/>
-                <w:sz w:val="22"/>
-                <w:szCs w:val="22"/>
-              </w:rPr>
-            </w:pPr>
-            <w:r>
-              <w:rPr>
-                <w:rFonts w:ascii="Courier New" w:hAnsi="Courier New" w:cs="Courier New"/>
-                <w:color w:val="404040"/>
-                <w:sz w:val="22"/>
-                <w:szCs w:val="22"/>
-              </w:rPr>
-              <w:t>SVN,</w:t>
-            </w:r>
-            <w:r>
-              <w:rPr>
-                <w:rFonts w:ascii="Courier New" w:hAnsi="Courier New" w:cs="Courier New"/>
-                <w:color w:val="404040"/>
-                <w:spacing w:val="-1"/>
-                <w:sz w:val="22"/>
-                <w:szCs w:val="22"/>
-              </w:rPr>
-              <w:t xml:space="preserve"> </w:t>
-            </w:r>
-            <w:r>
-              <w:rPr>
-                <w:rFonts w:ascii="Courier New" w:hAnsi="Courier New" w:cs="Courier New"/>
-                <w:color w:val="404040"/>
-                <w:sz w:val="22"/>
-                <w:szCs w:val="22"/>
-              </w:rPr>
-              <w:t>Git (</w:t>
-            </w:r>
-            <w:hyperlink r:id="rId31" w:history="1">
-              <w:r>
-                <w:rPr>
-                  <w:rStyle w:val="Hyperlink"/>
-                  <w:rFonts w:ascii="Courier New" w:hAnsi="Courier New" w:cs="Courier New"/>
-                  <w:b w:val="0"/>
-                  <w:bCs w:val="0"/>
-                  <w:i/>
-                  <w:color w:val="034990" w:themeColor="hyperlink" w:themeShade="BF"/>
-                  <w:sz w:val="22"/>
-                  <w:szCs w:val="22"/>
-                </w:rPr>
-                <w:t>https://bangnguyendev.github.io/</w:t>
-              </w:r>
-            </w:hyperlink>
-            <w:r>
-              <w:rPr>
-                <w:rFonts w:ascii="Courier New" w:hAnsi="Courier New" w:cs="Courier New"/>
-                <w:color w:val="404040"/>
-                <w:sz w:val="22"/>
-                <w:szCs w:val="22"/>
-              </w:rPr>
-              <w:t>).</w:t>
+              <w:t>.</w:t>
             </w:r>
           </w:p>
           <w:p>
@@ -2901,15 +2767,135 @@
                 <w:sz w:val="22"/>
                 <w:szCs w:val="22"/>
               </w:rPr>
-              <w:t>Win, Linux.</w:t>
+              <w:t>Build Web (JavaScript/HTML/CSS/Ruby)</w:t>
+            </w:r>
+          </w:p>
+          <w:p>
+            <w:pPr>
+              <w:pStyle w:val="ListParagraph"/>
+              <w:numPr>
+                <w:ilvl w:val="2"/>
+                <w:numId w:val="2"/>
+              </w:numPr>
+              <w:tabs>
+                <w:tab w:val="left" w:pos="1584"/>
+              </w:tabs>
+              <w:kinsoku w:val="0"/>
+              <w:overflowPunct w:val="0"/>
+              <w:rPr>
+                <w:rFonts w:ascii="Courier New" w:hAnsi="Courier New" w:cs="Courier New"/>
+                <w:color w:val="404040"/>
+                <w:sz w:val="22"/>
+                <w:szCs w:val="22"/>
+              </w:rPr>
+            </w:pPr>
+            <w:r>
+              <w:rPr>
+                <w:rFonts w:ascii="Courier New" w:hAnsi="Courier New" w:cs="Courier New"/>
+                <w:color w:val="404040"/>
+                <w:sz w:val="22"/>
+                <w:szCs w:val="22"/>
+              </w:rPr>
+              <w:t>Portfolio</w:t>
+            </w:r>
+            <w:r>
+              <w:rPr>
+                <w:rFonts w:ascii="Courier New" w:hAnsi="Courier New" w:cs="Courier New"/>
+                <w:color w:val="404040"/>
+                <w:sz w:val="22"/>
+                <w:szCs w:val="22"/>
+              </w:rPr>
+              <w:t>:</w:t>
+            </w:r>
+            <w:r>
+              <w:t xml:space="preserve"> </w:t>
+            </w:r>
+            <w:hyperlink r:id="rId31" w:history="1">
+              <w:r>
+                <w:rPr>
+                  <w:rStyle w:val="Hyperlink"/>
+                  <w:rFonts w:ascii="Courier New" w:hAnsi="Courier New" w:cs="Courier New"/>
+                  <w:i/>
+                  <w:sz w:val="22"/>
+                  <w:szCs w:val="22"/>
+                </w:rPr>
+                <w:t>https://bangnguyendev.github.io/</w:t>
+              </w:r>
+            </w:hyperlink>
+          </w:p>
+          <w:p>
+            <w:pPr>
+              <w:pStyle w:val="ListParagraph"/>
+              <w:numPr>
+                <w:ilvl w:val="2"/>
+                <w:numId w:val="2"/>
+              </w:numPr>
+              <w:tabs>
+                <w:tab w:val="left" w:pos="1584"/>
+              </w:tabs>
+              <w:kinsoku w:val="0"/>
+              <w:overflowPunct w:val="0"/>
+              <w:rPr>
+                <w:rFonts w:ascii="Courier New" w:hAnsi="Courier New" w:cs="Courier New"/>
+                <w:color w:val="404040"/>
+                <w:sz w:val="22"/>
+                <w:szCs w:val="22"/>
+              </w:rPr>
+            </w:pPr>
+            <w:r>
+              <w:rPr>
+                <w:rFonts w:ascii="Courier New" w:hAnsi="Courier New" w:cs="Courier New"/>
+                <w:color w:val="404040"/>
+                <w:sz w:val="22"/>
+                <w:szCs w:val="22"/>
+              </w:rPr>
+              <w:t>Project</w:t>
+            </w:r>
+            <w:r>
+              <w:rPr>
+                <w:rFonts w:ascii="Courier New" w:hAnsi="Courier New" w:cs="Courier New"/>
+                <w:color w:val="404040"/>
+                <w:sz w:val="22"/>
+                <w:szCs w:val="22"/>
+              </w:rPr>
+              <w:t>:</w:t>
+            </w:r>
+            <w:r>
+              <w:rPr>
+                <w:b w:val="0"/>
+                <w:bCs w:val="0"/>
+                <w:i/>
+                <w:color w:val="034990" w:themeColor="hyperlink" w:themeShade="BF"/>
+                <w:u w:val="single"/>
+              </w:rPr>
+              <w:t xml:space="preserve"> </w:t>
+            </w:r>
+            <w:hyperlink r:id="rId32" w:history="1">
+              <w:r>
+                <w:rPr>
+                  <w:rStyle w:val="Hyperlink"/>
+                  <w:rFonts w:ascii="Courier New" w:hAnsi="Courier New" w:cs="Courier New"/>
+                  <w:i/>
+                  <w:sz w:val="22"/>
+                  <w:szCs w:val="22"/>
+                  <w:lang w:val="nl-NL"/>
+                </w:rPr>
+                <w:t>https://happysmartlight.com/</w:t>
+              </w:r>
+            </w:hyperlink>
+            <w:r>
+              <w:rPr>
+                <w:rFonts w:ascii="Courier New" w:hAnsi="Courier New" w:cs="Courier New"/>
+                <w:color w:val="404040"/>
+                <w:sz w:val="22"/>
+                <w:szCs w:val="22"/>
+              </w:rPr>
+              <w:t xml:space="preserve"> </w:t>
             </w:r>
           </w:p>
         </w:tc>
       </w:tr>
       <w:tr>
-        <w:trPr>
-          <w:cnfStyle w:val="000000100000" w:firstRow="0" w:lastRow="0" w:firstColumn="0" w:lastColumn="0" w:oddVBand="0" w:evenVBand="0" w:oddHBand="1" w:evenHBand="0" w:firstRowFirstColumn="0" w:firstRowLastColumn="0" w:lastRowFirstColumn="0" w:lastRowLastColumn="0"/>
-        </w:trPr>
         <w:tc>
           <w:tcPr>
             <w:cnfStyle w:val="001000000000" w:firstRow="0" w:lastRow="0" w:firstColumn="1" w:lastColumn="0" w:oddVBand="0" w:evenVBand="0" w:oddHBand="0" w:evenHBand="0" w:firstRowFirstColumn="0" w:firstRowLastColumn="0" w:lastRowFirstColumn="0" w:lastRowLastColumn="0"/>
@@ -2935,102 +2921,6 @@
               <w:lastRenderedPageBreak/>
               <w:t>WORKING HISTORY</w:t>
             </w:r>
-          </w:p>
-        </w:tc>
-      </w:tr>
-      <w:tr>
-        <w:tc>
-          <w:tcPr>
-            <w:cnfStyle w:val="001000000000" w:firstRow="0" w:lastRow="0" w:firstColumn="1" w:lastColumn="0" w:oddVBand="0" w:evenVBand="0" w:oddHBand="0" w:evenHBand="0" w:firstRowFirstColumn="0" w:firstRowLastColumn="0" w:lastRowFirstColumn="0" w:lastRowLastColumn="0"/>
-            <w:tcW w:w="3325" w:type="dxa"/>
-          </w:tcPr>
-          <w:p>
-            <w:pPr>
-              <w:pStyle w:val="Heading2"/>
-              <w:kinsoku w:val="0"/>
-              <w:overflowPunct w:val="0"/>
-              <w:spacing w:before="91" w:line="362" w:lineRule="auto"/>
-              <w:ind w:left="719"/>
-              <w:outlineLvl w:val="1"/>
-              <w:rPr>
-                <w:rFonts w:ascii="Courier New" w:hAnsi="Courier New" w:cs="Courier New"/>
-                <w:color w:val="404040"/>
-                <w:sz w:val="22"/>
-                <w:szCs w:val="22"/>
-              </w:rPr>
-            </w:pPr>
-            <w:r>
-              <w:rPr>
-                <w:rFonts w:ascii="Courier New" w:hAnsi="Courier New" w:cs="Courier New"/>
-                <w:color w:val="404040"/>
-                <w:sz w:val="22"/>
-                <w:szCs w:val="22"/>
-              </w:rPr>
-              <w:t>06/2019 – present:</w:t>
-            </w:r>
-          </w:p>
-        </w:tc>
-        <w:tc>
-          <w:tcPr>
-            <w:tcW w:w="5691" w:type="dxa"/>
-          </w:tcPr>
-          <w:p>
-            <w:pPr>
-              <w:pStyle w:val="BodyText"/>
-              <w:kinsoku w:val="0"/>
-              <w:overflowPunct w:val="0"/>
-              <w:spacing w:before="91"/>
-              <w:ind w:left="642"/>
-              <w:cnfStyle w:val="000000000000" w:firstRow="0" w:lastRow="0" w:firstColumn="0" w:lastColumn="0" w:oddVBand="0" w:evenVBand="0" w:oddHBand="0" w:evenHBand="0" w:firstRowFirstColumn="0" w:firstRowLastColumn="0" w:lastRowFirstColumn="0" w:lastRowLastColumn="0"/>
-              <w:rPr>
-                <w:rFonts w:ascii="Courier New" w:hAnsi="Courier New" w:cs="Courier New"/>
-                <w:b/>
-                <w:bCs/>
-                <w:color w:val="3F3F3F"/>
-              </w:rPr>
-            </w:pPr>
-            <w:r>
-              <w:rPr>
-                <w:rFonts w:ascii="Courier New" w:hAnsi="Courier New" w:cs="Courier New"/>
-                <w:b/>
-                <w:bCs/>
-                <w:color w:val="3F3F3F"/>
-              </w:rPr>
-              <w:t>Ban Vien Co., Ltd</w:t>
-            </w:r>
-          </w:p>
-          <w:p>
-            <w:pPr>
-              <w:pStyle w:val="BodyText"/>
-              <w:kinsoku w:val="0"/>
-              <w:overflowPunct w:val="0"/>
-              <w:spacing w:before="91"/>
-              <w:ind w:left="642"/>
-              <w:cnfStyle w:val="000000000000" w:firstRow="0" w:lastRow="0" w:firstColumn="0" w:lastColumn="0" w:oddVBand="0" w:evenVBand="0" w:oddHBand="0" w:evenHBand="0" w:firstRowFirstColumn="0" w:firstRowLastColumn="0" w:lastRowFirstColumn="0" w:lastRowLastColumn="0"/>
-              <w:rPr>
-                <w:rFonts w:ascii="Courier New" w:hAnsi="Courier New" w:cs="Courier New"/>
-                <w:b/>
-                <w:bCs/>
-                <w:color w:val="3F3F3F"/>
-              </w:rPr>
-            </w:pPr>
-            <w:r>
-              <w:rPr>
-                <w:rFonts w:ascii="Courier New" w:hAnsi="Courier New" w:cs="Courier New"/>
-                <w:b/>
-                <w:bCs/>
-                <w:color w:val="3F3F3F"/>
-              </w:rPr>
-              <w:t>(Onsite at RVC, BOSCH)</w:t>
-            </w:r>
-          </w:p>
-          <w:p>
-            <w:pPr>
-              <w:cnfStyle w:val="000000000000" w:firstRow="0" w:lastRow="0" w:firstColumn="0" w:lastColumn="0" w:oddVBand="0" w:evenVBand="0" w:oddHBand="0" w:evenHBand="0" w:firstRowFirstColumn="0" w:firstRowLastColumn="0" w:lastRowFirstColumn="0" w:lastRowLastColumn="0"/>
-              <w:rPr>
-                <w:rFonts w:ascii="Courier New" w:hAnsi="Courier New" w:cs="Courier New"/>
-              </w:rPr>
-            </w:pPr>
           </w:p>
         </w:tc>
       </w:tr>
@@ -3050,7 +2940,6 @@
               <w:overflowPunct w:val="0"/>
               <w:spacing w:before="91" w:line="362" w:lineRule="auto"/>
               <w:ind w:left="719"/>
-              <w:outlineLvl w:val="1"/>
               <w:rPr>
                 <w:rFonts w:ascii="Courier New" w:hAnsi="Courier New" w:cs="Courier New"/>
                 <w:color w:val="404040"/>
@@ -3065,7 +2954,7 @@
                 <w:sz w:val="22"/>
                 <w:szCs w:val="22"/>
               </w:rPr>
-              <w:t>12/2018 – 6/2019:</w:t>
+              <w:t>06/2019 – present:</w:t>
             </w:r>
           </w:p>
         </w:tc>
@@ -3081,6 +2970,101 @@
               <w:spacing w:before="91"/>
               <w:ind w:left="642"/>
               <w:cnfStyle w:val="000000100000" w:firstRow="0" w:lastRow="0" w:firstColumn="0" w:lastColumn="0" w:oddVBand="0" w:evenVBand="0" w:oddHBand="1" w:evenHBand="0" w:firstRowFirstColumn="0" w:firstRowLastColumn="0" w:lastRowFirstColumn="0" w:lastRowLastColumn="0"/>
+              <w:rPr>
+                <w:rFonts w:ascii="Courier New" w:hAnsi="Courier New" w:cs="Courier New"/>
+                <w:b/>
+                <w:bCs/>
+                <w:color w:val="3F3F3F"/>
+              </w:rPr>
+            </w:pPr>
+            <w:r>
+              <w:rPr>
+                <w:rFonts w:ascii="Courier New" w:hAnsi="Courier New" w:cs="Courier New"/>
+                <w:b/>
+                <w:bCs/>
+                <w:color w:val="3F3F3F"/>
+              </w:rPr>
+              <w:t>Ban Vien Co., Ltd</w:t>
+            </w:r>
+          </w:p>
+          <w:p>
+            <w:pPr>
+              <w:pStyle w:val="BodyText"/>
+              <w:kinsoku w:val="0"/>
+              <w:overflowPunct w:val="0"/>
+              <w:spacing w:before="91"/>
+              <w:ind w:left="642"/>
+              <w:cnfStyle w:val="000000100000" w:firstRow="0" w:lastRow="0" w:firstColumn="0" w:lastColumn="0" w:oddVBand="0" w:evenVBand="0" w:oddHBand="1" w:evenHBand="0" w:firstRowFirstColumn="0" w:firstRowLastColumn="0" w:lastRowFirstColumn="0" w:lastRowLastColumn="0"/>
+              <w:rPr>
+                <w:rFonts w:ascii="Courier New" w:hAnsi="Courier New" w:cs="Courier New"/>
+                <w:b/>
+                <w:bCs/>
+                <w:color w:val="3F3F3F"/>
+              </w:rPr>
+            </w:pPr>
+            <w:r>
+              <w:rPr>
+                <w:rFonts w:ascii="Courier New" w:hAnsi="Courier New" w:cs="Courier New"/>
+                <w:b/>
+                <w:bCs/>
+                <w:color w:val="3F3F3F"/>
+              </w:rPr>
+              <w:t>(Onsite at RVC, BOSCH)</w:t>
+            </w:r>
+          </w:p>
+          <w:p>
+            <w:pPr>
+              <w:cnfStyle w:val="000000100000" w:firstRow="0" w:lastRow="0" w:firstColumn="0" w:lastColumn="0" w:oddVBand="0" w:evenVBand="0" w:oddHBand="1" w:evenHBand="0" w:firstRowFirstColumn="0" w:firstRowLastColumn="0" w:lastRowFirstColumn="0" w:lastRowLastColumn="0"/>
+              <w:rPr>
+                <w:rFonts w:ascii="Courier New" w:hAnsi="Courier New" w:cs="Courier New"/>
+              </w:rPr>
+            </w:pPr>
+          </w:p>
+        </w:tc>
+      </w:tr>
+      <w:tr>
+        <w:tc>
+          <w:tcPr>
+            <w:cnfStyle w:val="001000000000" w:firstRow="0" w:lastRow="0" w:firstColumn="1" w:lastColumn="0" w:oddVBand="0" w:evenVBand="0" w:oddHBand="0" w:evenHBand="0" w:firstRowFirstColumn="0" w:firstRowLastColumn="0" w:lastRowFirstColumn="0" w:lastRowLastColumn="0"/>
+            <w:tcW w:w="3325" w:type="dxa"/>
+          </w:tcPr>
+          <w:p>
+            <w:pPr>
+              <w:pStyle w:val="Heading2"/>
+              <w:kinsoku w:val="0"/>
+              <w:overflowPunct w:val="0"/>
+              <w:spacing w:before="91" w:line="362" w:lineRule="auto"/>
+              <w:ind w:left="719"/>
+              <w:rPr>
+                <w:rFonts w:ascii="Courier New" w:hAnsi="Courier New" w:cs="Courier New"/>
+                <w:color w:val="404040"/>
+                <w:sz w:val="22"/>
+                <w:szCs w:val="22"/>
+              </w:rPr>
+            </w:pPr>
+            <w:r>
+              <w:rPr>
+                <w:rFonts w:ascii="Courier New" w:hAnsi="Courier New" w:cs="Courier New"/>
+                <w:color w:val="404040"/>
+                <w:sz w:val="22"/>
+                <w:szCs w:val="22"/>
+              </w:rPr>
+              <w:t>12/2018 – 6/2019:</w:t>
+            </w:r>
+          </w:p>
+        </w:tc>
+        <w:tc>
+          <w:tcPr>
+            <w:tcW w:w="5691" w:type="dxa"/>
+          </w:tcPr>
+          <w:p>
+            <w:pPr>
+              <w:pStyle w:val="BodyText"/>
+              <w:kinsoku w:val="0"/>
+              <w:overflowPunct w:val="0"/>
+              <w:spacing w:before="91"/>
+              <w:ind w:left="642"/>
+              <w:cnfStyle w:val="000000000000" w:firstRow="0" w:lastRow="0" w:firstColumn="0" w:lastColumn="0" w:oddVBand="0" w:evenVBand="0" w:oddHBand="0" w:evenHBand="0" w:firstRowFirstColumn="0" w:firstRowLastColumn="0" w:lastRowFirstColumn="0" w:lastRowLastColumn="0"/>
               <w:rPr>
                 <w:rFonts w:ascii="Courier New" w:hAnsi="Courier New" w:cs="Courier New"/>
                 <w:b/>
@@ -3253,35 +3237,7 @@
                 <w:szCs w:val="20"/>
                 <w:bdr w:val="none" w:sz="0" w:space="0" w:color="auto" w:frame="1"/>
               </w:rPr>
-              <w:t>(C</w:t>
-            </w:r>
-            <w:r>
-              <w:rPr>
-                <w:rStyle w:val="normaltextrun"/>
-                <w:rFonts w:ascii="Arial" w:hAnsi="Arial" w:cs="Arial"/>
-                <w:i/>
-                <w:iCs/>
-                <w:color w:val="FFFFFF"/>
-                <w:position w:val="1"/>
-                <w:sz w:val="20"/>
-                <w:szCs w:val="20"/>
-                <w:bdr w:val="none" w:sz="0" w:space="0" w:color="auto" w:frame="1"/>
-              </w:rPr>
-              <w:t>ivil Infrastructure Platform</w:t>
-            </w:r>
-            <w:r>
-              <w:rPr>
-                <w:rStyle w:val="normaltextrun"/>
-                <w:rFonts w:ascii="Arial" w:hAnsi="Arial" w:cs="Arial"/>
-                <w:i/>
-                <w:iCs/>
-                <w:color w:val="FFFFFF"/>
-                <w:position w:val="1"/>
-                <w:sz w:val="20"/>
-                <w:szCs w:val="20"/>
-                <w:bdr w:val="none" w:sz="0" w:space="0" w:color="auto" w:frame="1"/>
-              </w:rPr>
-              <w:t>)</w:t>
+              <w:t>(Civil Infrastructure Platform)</w:t>
             </w:r>
           </w:p>
         </w:tc>
@@ -3427,7 +3383,7 @@
                 <w:rFonts w:ascii="Courier New" w:hAnsi="Courier New" w:cs="Courier New"/>
                 <w:sz w:val="20"/>
               </w:rPr>
-              <w:t>Clarify requirements with Project Manager</w:t>
+              <w:t>Collaborated with Project Manager to clarify requirements and define deliverables</w:t>
             </w:r>
           </w:p>
           <w:p>
@@ -3489,14 +3445,13 @@
                 <w:sz w:val="20"/>
               </w:rPr>
               <w:tab/>
-              <w:t>Test API</w:t>
-            </w:r>
-            <w:r>
-              <w:rPr>
-                <w:rFonts w:ascii="Courier New" w:hAnsi="Courier New" w:cs="Courier New"/>
-                <w:sz w:val="20"/>
-              </w:rPr>
-              <w:t xml:space="preserve"> module.</w:t>
+            </w:r>
+            <w:r>
+              <w:rPr>
+                <w:rFonts w:ascii="Courier New" w:hAnsi="Courier New" w:cs="Courier New"/>
+                <w:sz w:val="20"/>
+              </w:rPr>
+              <w:t>Conducted module and driver testing on Renesas RZ/G chipsets.</w:t>
             </w:r>
           </w:p>
           <w:p>
@@ -3520,14 +3475,13 @@
                 <w:sz w:val="20"/>
               </w:rPr>
               <w:tab/>
-              <w:t>Use project tracking tool – Redmine, Jira</w:t>
-            </w:r>
-            <w:r>
-              <w:rPr>
-                <w:rFonts w:ascii="Courier New" w:hAnsi="Courier New" w:cs="Courier New"/>
-                <w:sz w:val="20"/>
-              </w:rPr>
-              <w:t>.</w:t>
+            </w:r>
+            <w:r>
+              <w:rPr>
+                <w:rFonts w:ascii="Courier New" w:hAnsi="Courier New" w:cs="Courier New"/>
+                <w:sz w:val="20"/>
+              </w:rPr>
+              <w:t>Utilized project tracking tools such as Redmine and Jira.</w:t>
             </w:r>
           </w:p>
           <w:p>
@@ -4460,23 +4414,7 @@
                 <w:sz w:val="20"/>
               </w:rPr>
               <w:tab/>
-              <w:t xml:space="preserve">Write test case, </w:t>
-            </w:r>
-            <w:proofErr w:type="gramStart"/>
-            <w:r>
-              <w:rPr>
-                <w:rFonts w:ascii="Courier New" w:hAnsi="Courier New" w:cs="Courier New"/>
-                <w:sz w:val="20"/>
-              </w:rPr>
-              <w:t>checklist</w:t>
-            </w:r>
-            <w:proofErr w:type="gramEnd"/>
-            <w:r>
-              <w:rPr>
-                <w:rFonts w:ascii="Courier New" w:hAnsi="Courier New" w:cs="Courier New"/>
-                <w:sz w:val="20"/>
-              </w:rPr>
-              <w:t xml:space="preserve"> and data to test.</w:t>
+              <w:t>Write test case, checklist and data to test.</w:t>
             </w:r>
           </w:p>
           <w:p>
@@ -4923,23 +4861,7 @@
                 <w:sz w:val="20"/>
               </w:rPr>
               <w:tab/>
-              <w:t xml:space="preserve">Write test case, </w:t>
-            </w:r>
-            <w:proofErr w:type="gramStart"/>
-            <w:r>
-              <w:rPr>
-                <w:rFonts w:ascii="Courier New" w:hAnsi="Courier New" w:cs="Courier New"/>
-                <w:sz w:val="20"/>
-              </w:rPr>
-              <w:t>checklist</w:t>
-            </w:r>
-            <w:proofErr w:type="gramEnd"/>
-            <w:r>
-              <w:rPr>
-                <w:rFonts w:ascii="Courier New" w:hAnsi="Courier New" w:cs="Courier New"/>
-                <w:sz w:val="20"/>
-              </w:rPr>
-              <w:t xml:space="preserve"> and data to test</w:t>
+              <w:t>Write test case, checklist and data to test</w:t>
             </w:r>
           </w:p>
           <w:p>
@@ -5405,23 +5327,7 @@
                 <w:sz w:val="20"/>
               </w:rPr>
               <w:tab/>
-              <w:t xml:space="preserve">Write test case, </w:t>
-            </w:r>
-            <w:proofErr w:type="gramStart"/>
-            <w:r>
-              <w:rPr>
-                <w:rFonts w:ascii="Courier New" w:hAnsi="Courier New" w:cs="Courier New"/>
-                <w:sz w:val="20"/>
-              </w:rPr>
-              <w:t>checklist</w:t>
-            </w:r>
-            <w:proofErr w:type="gramEnd"/>
-            <w:r>
-              <w:rPr>
-                <w:rFonts w:ascii="Courier New" w:hAnsi="Courier New" w:cs="Courier New"/>
-                <w:sz w:val="20"/>
-              </w:rPr>
-              <w:t xml:space="preserve"> and data to test</w:t>
+              <w:t>Write test case, checklist and data to test</w:t>
             </w:r>
           </w:p>
           <w:p>
@@ -5640,7 +5546,7 @@
     </w:tbl>
     <w:p/>
     <w:sectPr>
-      <w:footerReference w:type="default" r:id="rId32"/>
+      <w:footerReference w:type="default" r:id="rId33"/>
       <w:pgSz w:w="11906" w:h="16838" w:code="9"/>
       <w:pgMar w:top="1440" w:right="1440" w:bottom="1440" w:left="1440" w:header="720" w:footer="720" w:gutter="0"/>
       <w:cols w:space="720"/>
@@ -5651,7 +5557,7 @@
 </file>
 
 <file path=word/endnotes.xml><?xml version="1.0" encoding="utf-8"?>
-<w:endnotes xmlns:wpc="http://schemas.microsoft.com/office/word/2010/wordprocessingCanvas" xmlns:cx="http://schemas.microsoft.com/office/drawing/2014/chartex" xmlns:cx1="http://schemas.microsoft.com/office/drawing/2015/9/8/chartex" xmlns:cx2="http://schemas.microsoft.com/office/drawing/2015/10/21/chartex" xmlns:cx3="http://schemas.microsoft.com/office/drawing/2016/5/9/chartex" xmlns:cx4="http://schemas.microsoft.com/office/drawing/2016/5/10/chartex" xmlns:cx5="http://schemas.microsoft.com/office/drawing/2016/5/11/chartex" xmlns:cx6="http://schemas.microsoft.com/office/drawing/2016/5/12/chartex" xmlns:cx7="http://schemas.microsoft.com/office/drawing/2016/5/13/chartex" xmlns:cx8="http://schemas.microsoft.com/office/drawing/2016/5/14/chartex" xmlns:mc="http://schemas.openxmlformats.org/markup-compatibility/2006" xmlns:aink="http://schemas.microsoft.com/office/drawing/2016/ink" xmlns:am3d="http://schemas.microsoft.com/office/drawing/2017/model3d" xmlns:o="urn:schemas-microsoft-com:office:office" xmlns:oel="http://schemas.microsoft.com/office/2019/extlst" xmlns:r="http://schemas.openxmlformats.org/officeDocument/2006/relationships" xmlns:m="http://schemas.openxmlformats.org/officeDocument/2006/math" xmlns:v="urn:schemas-microsoft-com:vml" xmlns:wp14="http://schemas.microsoft.com/office/word/2010/wordprocessingDrawing" xmlns:wp="http://schemas.openxmlformats.org/drawingml/2006/wordprocessingDrawing" xmlns:w10="urn:schemas-microsoft-com:office:word" xmlns:w="http://schemas.openxmlformats.org/wordprocessingml/2006/main" xmlns:w14="http://schemas.microsoft.com/office/word/2010/wordml" xmlns:w15="http://schemas.microsoft.com/office/word/2012/wordml" xmlns:w16cex="http://schemas.microsoft.com/office/word/2018/wordml/cex" xmlns:w16cid="http://schemas.microsoft.com/office/word/2016/wordml/cid" xmlns:w16="http://schemas.microsoft.com/office/word/2018/wordml" xmlns:w16sdtdh="http://schemas.microsoft.com/office/word/2020/wordml/sdtdatahash" xmlns:w16se="http://schemas.microsoft.com/office/word/2015/wordml/symex" xmlns:wpg="http://schemas.microsoft.com/office/word/2010/wordprocessingGroup" xmlns:wpi="http://schemas.microsoft.com/office/word/2010/wordprocessingInk" xmlns:wne="http://schemas.microsoft.com/office/word/2006/wordml" xmlns:wps="http://schemas.microsoft.com/office/word/2010/wordprocessingShape" mc:Ignorable="w14 w15 w16se w16cid w16 w16cex w16sdtdh wp14">
+<w:endnotes xmlns:wpc="http://schemas.microsoft.com/office/word/2010/wordprocessingCanvas" xmlns:cx="http://schemas.microsoft.com/office/drawing/2014/chartex" xmlns:cx1="http://schemas.microsoft.com/office/drawing/2015/9/8/chartex" xmlns:cx2="http://schemas.microsoft.com/office/drawing/2015/10/21/chartex" xmlns:cx3="http://schemas.microsoft.com/office/drawing/2016/5/9/chartex" xmlns:cx4="http://schemas.microsoft.com/office/drawing/2016/5/10/chartex" xmlns:cx5="http://schemas.microsoft.com/office/drawing/2016/5/11/chartex" xmlns:cx6="http://schemas.microsoft.com/office/drawing/2016/5/12/chartex" xmlns:cx7="http://schemas.microsoft.com/office/drawing/2016/5/13/chartex" xmlns:cx8="http://schemas.microsoft.com/office/drawing/2016/5/14/chartex" xmlns:mc="http://schemas.openxmlformats.org/markup-compatibility/2006" xmlns:aink="http://schemas.microsoft.com/office/drawing/2016/ink" xmlns:am3d="http://schemas.microsoft.com/office/drawing/2017/model3d" xmlns:o="urn:schemas-microsoft-com:office:office" xmlns:oel="http://schemas.microsoft.com/office/2019/extlst" xmlns:r="http://schemas.openxmlformats.org/officeDocument/2006/relationships" xmlns:m="http://schemas.openxmlformats.org/officeDocument/2006/math" xmlns:v="urn:schemas-microsoft-com:vml" xmlns:wp14="http://schemas.microsoft.com/office/word/2010/wordprocessingDrawing" xmlns:wp="http://schemas.openxmlformats.org/drawingml/2006/wordprocessingDrawing" xmlns:w10="urn:schemas-microsoft-com:office:word" xmlns:w="http://schemas.openxmlformats.org/wordprocessingml/2006/main" xmlns:w14="http://schemas.microsoft.com/office/word/2010/wordml" xmlns:w15="http://schemas.microsoft.com/office/word/2012/wordml" xmlns:w16cex="http://schemas.microsoft.com/office/word/2018/wordml/cex" xmlns:w16cid="http://schemas.microsoft.com/office/word/2016/wordml/cid" xmlns:w16="http://schemas.microsoft.com/office/word/2018/wordml" xmlns:w16du="http://schemas.microsoft.com/office/word/2023/wordml/word16du" xmlns:w16sdtdh="http://schemas.microsoft.com/office/word/2020/wordml/sdtdatahash" xmlns:w16sdtfl="http://schemas.microsoft.com/office/word/2024/wordml/sdtformatlock" xmlns:w16se="http://schemas.microsoft.com/office/word/2015/wordml/symex" xmlns:wpg="http://schemas.microsoft.com/office/word/2010/wordprocessingGroup" xmlns:wpi="http://schemas.microsoft.com/office/word/2010/wordprocessingInk" xmlns:wne="http://schemas.microsoft.com/office/word/2006/wordml" xmlns:wps="http://schemas.microsoft.com/office/word/2010/wordprocessingShape" mc:Ignorable="w14 w15 w16se w16cid w16 w16cex w16sdtdh w16sdtfl w16du wp14">
   <w:endnote w:type="separator" w:id="-1">
     <w:p>
       <w:pPr>
@@ -5676,7 +5582,7 @@
 </file>
 
 <file path=word/footer1.xml><?xml version="1.0" encoding="utf-8"?>
-<w:ftr xmlns:wpc="http://schemas.microsoft.com/office/word/2010/wordprocessingCanvas" xmlns:cx="http://schemas.microsoft.com/office/drawing/2014/chartex" xmlns:cx1="http://schemas.microsoft.com/office/drawing/2015/9/8/chartex" xmlns:cx2="http://schemas.microsoft.com/office/drawing/2015/10/21/chartex" xmlns:cx3="http://schemas.microsoft.com/office/drawing/2016/5/9/chartex" xmlns:cx4="http://schemas.microsoft.com/office/drawing/2016/5/10/chartex" xmlns:cx5="http://schemas.microsoft.com/office/drawing/2016/5/11/chartex" xmlns:cx6="http://schemas.microsoft.com/office/drawing/2016/5/12/chartex" xmlns:cx7="http://schemas.microsoft.com/office/drawing/2016/5/13/chartex" xmlns:cx8="http://schemas.microsoft.com/office/drawing/2016/5/14/chartex" xmlns:mc="http://schemas.openxmlformats.org/markup-compatibility/2006" xmlns:aink="http://schemas.microsoft.com/office/drawing/2016/ink" xmlns:am3d="http://schemas.microsoft.com/office/drawing/2017/model3d" xmlns:o="urn:schemas-microsoft-com:office:office" xmlns:oel="http://schemas.microsoft.com/office/2019/extlst" xmlns:r="http://schemas.openxmlformats.org/officeDocument/2006/relationships" xmlns:m="http://schemas.openxmlformats.org/officeDocument/2006/math" xmlns:v="urn:schemas-microsoft-com:vml" xmlns:wp14="http://schemas.microsoft.com/office/word/2010/wordprocessingDrawing" xmlns:wp="http://schemas.openxmlformats.org/drawingml/2006/wordprocessingDrawing" xmlns:w10="urn:schemas-microsoft-com:office:word" xmlns:w="http://schemas.openxmlformats.org/wordprocessingml/2006/main" xmlns:w14="http://schemas.microsoft.com/office/word/2010/wordml" xmlns:w15="http://schemas.microsoft.com/office/word/2012/wordml" xmlns:w16cex="http://schemas.microsoft.com/office/word/2018/wordml/cex" xmlns:w16cid="http://schemas.microsoft.com/office/word/2016/wordml/cid" xmlns:w16="http://schemas.microsoft.com/office/word/2018/wordml" xmlns:w16sdtdh="http://schemas.microsoft.com/office/word/2020/wordml/sdtdatahash" xmlns:w16se="http://schemas.microsoft.com/office/word/2015/wordml/symex" xmlns:wpg="http://schemas.microsoft.com/office/word/2010/wordprocessingGroup" xmlns:wpi="http://schemas.microsoft.com/office/word/2010/wordprocessingInk" xmlns:wne="http://schemas.microsoft.com/office/word/2006/wordml" xmlns:wps="http://schemas.microsoft.com/office/word/2010/wordprocessingShape" mc:Ignorable="w14 w15 w16se w16cid w16 w16cex w16sdtdh wp14">
+<w:ftr xmlns:wpc="http://schemas.microsoft.com/office/word/2010/wordprocessingCanvas" xmlns:cx="http://schemas.microsoft.com/office/drawing/2014/chartex" xmlns:cx1="http://schemas.microsoft.com/office/drawing/2015/9/8/chartex" xmlns:cx2="http://schemas.microsoft.com/office/drawing/2015/10/21/chartex" xmlns:cx3="http://schemas.microsoft.com/office/drawing/2016/5/9/chartex" xmlns:cx4="http://schemas.microsoft.com/office/drawing/2016/5/10/chartex" xmlns:cx5="http://schemas.microsoft.com/office/drawing/2016/5/11/chartex" xmlns:cx6="http://schemas.microsoft.com/office/drawing/2016/5/12/chartex" xmlns:cx7="http://schemas.microsoft.com/office/drawing/2016/5/13/chartex" xmlns:cx8="http://schemas.microsoft.com/office/drawing/2016/5/14/chartex" xmlns:mc="http://schemas.openxmlformats.org/markup-compatibility/2006" xmlns:aink="http://schemas.microsoft.com/office/drawing/2016/ink" xmlns:am3d="http://schemas.microsoft.com/office/drawing/2017/model3d" xmlns:o="urn:schemas-microsoft-com:office:office" xmlns:oel="http://schemas.microsoft.com/office/2019/extlst" xmlns:r="http://schemas.openxmlformats.org/officeDocument/2006/relationships" xmlns:m="http://schemas.openxmlformats.org/officeDocument/2006/math" xmlns:v="urn:schemas-microsoft-com:vml" xmlns:wp14="http://schemas.microsoft.com/office/word/2010/wordprocessingDrawing" xmlns:wp="http://schemas.openxmlformats.org/drawingml/2006/wordprocessingDrawing" xmlns:w10="urn:schemas-microsoft-com:office:word" xmlns:w="http://schemas.openxmlformats.org/wordprocessingml/2006/main" xmlns:w14="http://schemas.microsoft.com/office/word/2010/wordml" xmlns:w15="http://schemas.microsoft.com/office/word/2012/wordml" xmlns:w16cex="http://schemas.microsoft.com/office/word/2018/wordml/cex" xmlns:w16cid="http://schemas.microsoft.com/office/word/2016/wordml/cid" xmlns:w16="http://schemas.microsoft.com/office/word/2018/wordml" xmlns:w16du="http://schemas.microsoft.com/office/word/2023/wordml/word16du" xmlns:w16sdtdh="http://schemas.microsoft.com/office/word/2020/wordml/sdtdatahash" xmlns:w16sdtfl="http://schemas.microsoft.com/office/word/2024/wordml/sdtformatlock" xmlns:w16se="http://schemas.microsoft.com/office/word/2015/wordml/symex" xmlns:wpg="http://schemas.microsoft.com/office/word/2010/wordprocessingGroup" xmlns:wpi="http://schemas.microsoft.com/office/word/2010/wordprocessingInk" xmlns:wne="http://schemas.microsoft.com/office/word/2006/wordml" xmlns:wps="http://schemas.microsoft.com/office/word/2010/wordprocessingShape" mc:Ignorable="w14 w15 w16se w16cid w16 w16cex w16sdtdh w16sdtfl w16du wp14">
   <w:tbl>
     <w:tblPr>
       <w:tblW w:w="5000" w:type="pct"/>
@@ -5801,7 +5707,7 @@
 </file>
 
 <file path=word/footnotes.xml><?xml version="1.0" encoding="utf-8"?>
-<w:footnotes xmlns:wpc="http://schemas.microsoft.com/office/word/2010/wordprocessingCanvas" xmlns:cx="http://schemas.microsoft.com/office/drawing/2014/chartex" xmlns:cx1="http://schemas.microsoft.com/office/drawing/2015/9/8/chartex" xmlns:cx2="http://schemas.microsoft.com/office/drawing/2015/10/21/chartex" xmlns:cx3="http://schemas.microsoft.com/office/drawing/2016/5/9/chartex" xmlns:cx4="http://schemas.microsoft.com/office/drawing/2016/5/10/chartex" xmlns:cx5="http://schemas.microsoft.com/office/drawing/2016/5/11/chartex" xmlns:cx6="http://schemas.microsoft.com/office/drawing/2016/5/12/chartex" xmlns:cx7="http://schemas.microsoft.com/office/drawing/2016/5/13/chartex" xmlns:cx8="http://schemas.microsoft.com/office/drawing/2016/5/14/chartex" xmlns:mc="http://schemas.openxmlformats.org/markup-compatibility/2006" xmlns:aink="http://schemas.microsoft.com/office/drawing/2016/ink" xmlns:am3d="http://schemas.microsoft.com/office/drawing/2017/model3d" xmlns:o="urn:schemas-microsoft-com:office:office" xmlns:oel="http://schemas.microsoft.com/office/2019/extlst" xmlns:r="http://schemas.openxmlformats.org/officeDocument/2006/relationships" xmlns:m="http://schemas.openxmlformats.org/officeDocument/2006/math" xmlns:v="urn:schemas-microsoft-com:vml" xmlns:wp14="http://schemas.microsoft.com/office/word/2010/wordprocessingDrawing" xmlns:wp="http://schemas.openxmlformats.org/drawingml/2006/wordprocessingDrawing" xmlns:w10="urn:schemas-microsoft-com:office:word" xmlns:w="http://schemas.openxmlformats.org/wordprocessingml/2006/main" xmlns:w14="http://schemas.microsoft.com/office/word/2010/wordml" xmlns:w15="http://schemas.microsoft.com/office/word/2012/wordml" xmlns:w16cex="http://schemas.microsoft.com/office/word/2018/wordml/cex" xmlns:w16cid="http://schemas.microsoft.com/office/word/2016/wordml/cid" xmlns:w16="http://schemas.microsoft.com/office/word/2018/wordml" xmlns:w16sdtdh="http://schemas.microsoft.com/office/word/2020/wordml/sdtdatahash" xmlns:w16se="http://schemas.microsoft.com/office/word/2015/wordml/symex" xmlns:wpg="http://schemas.microsoft.com/office/word/2010/wordprocessingGroup" xmlns:wpi="http://schemas.microsoft.com/office/word/2010/wordprocessingInk" xmlns:wne="http://schemas.microsoft.com/office/word/2006/wordml" xmlns:wps="http://schemas.microsoft.com/office/word/2010/wordprocessingShape" mc:Ignorable="w14 w15 w16se w16cid w16 w16cex w16sdtdh wp14">
+<w:footnotes xmlns:wpc="http://schemas.microsoft.com/office/word/2010/wordprocessingCanvas" xmlns:cx="http://schemas.microsoft.com/office/drawing/2014/chartex" xmlns:cx1="http://schemas.microsoft.com/office/drawing/2015/9/8/chartex" xmlns:cx2="http://schemas.microsoft.com/office/drawing/2015/10/21/chartex" xmlns:cx3="http://schemas.microsoft.com/office/drawing/2016/5/9/chartex" xmlns:cx4="http://schemas.microsoft.com/office/drawing/2016/5/10/chartex" xmlns:cx5="http://schemas.microsoft.com/office/drawing/2016/5/11/chartex" xmlns:cx6="http://schemas.microsoft.com/office/drawing/2016/5/12/chartex" xmlns:cx7="http://schemas.microsoft.com/office/drawing/2016/5/13/chartex" xmlns:cx8="http://schemas.microsoft.com/office/drawing/2016/5/14/chartex" xmlns:mc="http://schemas.openxmlformats.org/markup-compatibility/2006" xmlns:aink="http://schemas.microsoft.com/office/drawing/2016/ink" xmlns:am3d="http://schemas.microsoft.com/office/drawing/2017/model3d" xmlns:o="urn:schemas-microsoft-com:office:office" xmlns:oel="http://schemas.microsoft.com/office/2019/extlst" xmlns:r="http://schemas.openxmlformats.org/officeDocument/2006/relationships" xmlns:m="http://schemas.openxmlformats.org/officeDocument/2006/math" xmlns:v="urn:schemas-microsoft-com:vml" xmlns:wp14="http://schemas.microsoft.com/office/word/2010/wordprocessingDrawing" xmlns:wp="http://schemas.openxmlformats.org/drawingml/2006/wordprocessingDrawing" xmlns:w10="urn:schemas-microsoft-com:office:word" xmlns:w="http://schemas.openxmlformats.org/wordprocessingml/2006/main" xmlns:w14="http://schemas.microsoft.com/office/word/2010/wordml" xmlns:w15="http://schemas.microsoft.com/office/word/2012/wordml" xmlns:w16cex="http://schemas.microsoft.com/office/word/2018/wordml/cex" xmlns:w16cid="http://schemas.microsoft.com/office/word/2016/wordml/cid" xmlns:w16="http://schemas.microsoft.com/office/word/2018/wordml" xmlns:w16du="http://schemas.microsoft.com/office/word/2023/wordml/word16du" xmlns:w16sdtdh="http://schemas.microsoft.com/office/word/2020/wordml/sdtdatahash" xmlns:w16sdtfl="http://schemas.microsoft.com/office/word/2024/wordml/sdtformatlock" xmlns:w16se="http://schemas.microsoft.com/office/word/2015/wordml/symex" xmlns:wpg="http://schemas.microsoft.com/office/word/2010/wordprocessingGroup" xmlns:wpi="http://schemas.microsoft.com/office/word/2010/wordprocessingInk" xmlns:wne="http://schemas.microsoft.com/office/word/2006/wordml" xmlns:wps="http://schemas.microsoft.com/office/word/2010/wordprocessingShape" mc:Ignorable="w14 w15 w16se w16cid w16 w16cex w16sdtdh w16sdtfl w16du wp14">
   <w:footnote w:type="separator" w:id="-1">
     <w:p>
       <w:pPr>
@@ -5826,7 +5732,7 @@
 </file>
 
 <file path=word/numbering.xml><?xml version="1.0" encoding="utf-8"?>
-<w:numbering xmlns:wpc="http://schemas.microsoft.com/office/word/2010/wordprocessingCanvas" xmlns:cx="http://schemas.microsoft.com/office/drawing/2014/chartex" xmlns:cx1="http://schemas.microsoft.com/office/drawing/2015/9/8/chartex" xmlns:cx2="http://schemas.microsoft.com/office/drawing/2015/10/21/chartex" xmlns:cx3="http://schemas.microsoft.com/office/drawing/2016/5/9/chartex" xmlns:cx4="http://schemas.microsoft.com/office/drawing/2016/5/10/chartex" xmlns:cx5="http://schemas.microsoft.com/office/drawing/2016/5/11/chartex" xmlns:cx6="http://schemas.microsoft.com/office/drawing/2016/5/12/chartex" xmlns:cx7="http://schemas.microsoft.com/office/drawing/2016/5/13/chartex" xmlns:cx8="http://schemas.microsoft.com/office/drawing/2016/5/14/chartex" xmlns:mc="http://schemas.openxmlformats.org/markup-compatibility/2006" xmlns:aink="http://schemas.microsoft.com/office/drawing/2016/ink" xmlns:am3d="http://schemas.microsoft.com/office/drawing/2017/model3d" xmlns:o="urn:schemas-microsoft-com:office:office" xmlns:oel="http://schemas.microsoft.com/office/2019/extlst" xmlns:r="http://schemas.openxmlformats.org/officeDocument/2006/relationships" xmlns:m="http://schemas.openxmlformats.org/officeDocument/2006/math" xmlns:v="urn:schemas-microsoft-com:vml" xmlns:wp14="http://schemas.microsoft.com/office/word/2010/wordprocessingDrawing" xmlns:wp="http://schemas.openxmlformats.org/drawingml/2006/wordprocessingDrawing" xmlns:w10="urn:schemas-microsoft-com:office:word" xmlns:w="http://schemas.openxmlformats.org/wordprocessingml/2006/main" xmlns:w14="http://schemas.microsoft.com/office/word/2010/wordml" xmlns:w15="http://schemas.microsoft.com/office/word/2012/wordml" xmlns:w16cex="http://schemas.microsoft.com/office/word/2018/wordml/cex" xmlns:w16cid="http://schemas.microsoft.com/office/word/2016/wordml/cid" xmlns:w16="http://schemas.microsoft.com/office/word/2018/wordml" xmlns:w16sdtdh="http://schemas.microsoft.com/office/word/2020/wordml/sdtdatahash" xmlns:w16se="http://schemas.microsoft.com/office/word/2015/wordml/symex" xmlns:wpg="http://schemas.microsoft.com/office/word/2010/wordprocessingGroup" xmlns:wpi="http://schemas.microsoft.com/office/word/2010/wordprocessingInk" xmlns:wne="http://schemas.microsoft.com/office/word/2006/wordml" xmlns:wps="http://schemas.microsoft.com/office/word/2010/wordprocessingShape" mc:Ignorable="w14 w15 w16se w16cid w16 w16cex w16sdtdh wp14">
+<w:numbering xmlns:wpc="http://schemas.microsoft.com/office/word/2010/wordprocessingCanvas" xmlns:cx="http://schemas.microsoft.com/office/drawing/2014/chartex" xmlns:cx1="http://schemas.microsoft.com/office/drawing/2015/9/8/chartex" xmlns:cx2="http://schemas.microsoft.com/office/drawing/2015/10/21/chartex" xmlns:cx3="http://schemas.microsoft.com/office/drawing/2016/5/9/chartex" xmlns:cx4="http://schemas.microsoft.com/office/drawing/2016/5/10/chartex" xmlns:cx5="http://schemas.microsoft.com/office/drawing/2016/5/11/chartex" xmlns:cx6="http://schemas.microsoft.com/office/drawing/2016/5/12/chartex" xmlns:cx7="http://schemas.microsoft.com/office/drawing/2016/5/13/chartex" xmlns:cx8="http://schemas.microsoft.com/office/drawing/2016/5/14/chartex" xmlns:mc="http://schemas.openxmlformats.org/markup-compatibility/2006" xmlns:aink="http://schemas.microsoft.com/office/drawing/2016/ink" xmlns:am3d="http://schemas.microsoft.com/office/drawing/2017/model3d" xmlns:o="urn:schemas-microsoft-com:office:office" xmlns:oel="http://schemas.microsoft.com/office/2019/extlst" xmlns:r="http://schemas.openxmlformats.org/officeDocument/2006/relationships" xmlns:m="http://schemas.openxmlformats.org/officeDocument/2006/math" xmlns:v="urn:schemas-microsoft-com:vml" xmlns:wp14="http://schemas.microsoft.com/office/word/2010/wordprocessingDrawing" xmlns:wp="http://schemas.openxmlformats.org/drawingml/2006/wordprocessingDrawing" xmlns:w10="urn:schemas-microsoft-com:office:word" xmlns:w="http://schemas.openxmlformats.org/wordprocessingml/2006/main" xmlns:w14="http://schemas.microsoft.com/office/word/2010/wordml" xmlns:w15="http://schemas.microsoft.com/office/word/2012/wordml" xmlns:w16cex="http://schemas.microsoft.com/office/word/2018/wordml/cex" xmlns:w16cid="http://schemas.microsoft.com/office/word/2016/wordml/cid" xmlns:w16="http://schemas.microsoft.com/office/word/2018/wordml" xmlns:w16du="http://schemas.microsoft.com/office/word/2023/wordml/word16du" xmlns:w16sdtdh="http://schemas.microsoft.com/office/word/2020/wordml/sdtdatahash" xmlns:w16sdtfl="http://schemas.microsoft.com/office/word/2024/wordml/sdtformatlock" xmlns:w16se="http://schemas.microsoft.com/office/word/2015/wordml/symex" xmlns:wpg="http://schemas.microsoft.com/office/word/2010/wordprocessingGroup" xmlns:wpi="http://schemas.microsoft.com/office/word/2010/wordprocessingInk" xmlns:wne="http://schemas.microsoft.com/office/word/2006/wordml" xmlns:wps="http://schemas.microsoft.com/office/word/2010/wordprocessingShape" mc:Ignorable="w14 w15 w16se w16cid w16 w16cex w16sdtdh w16sdtfl w16du wp14">
   <w:abstractNum w:abstractNumId="0" w15:restartNumberingAfterBreak="0">
     <w:nsid w:val="00000402"/>
     <w:multiLevelType w:val="multilevel"/>
@@ -5955,7 +5861,7 @@
         <w:rFonts w:ascii="Courier New" w:hAnsi="Courier New" w:cs="Courier New" w:hint="default"/>
       </w:rPr>
     </w:lvl>
-    <w:lvl w:ilvl="2" w:tplc="04090005" w:tentative="1">
+    <w:lvl w:ilvl="2" w:tplc="04090005">
       <w:start w:val="1"/>
       <w:numFmt w:val="bullet"/>
       <w:lvlText w:val=""/>
@@ -6050,7 +5956,7 @@
 </file>
 
 <file path=word/styles.xml><?xml version="1.0" encoding="utf-8"?>
-<w:styles xmlns:mc="http://schemas.openxmlformats.org/markup-compatibility/2006" xmlns:r="http://schemas.openxmlformats.org/officeDocument/2006/relationships" xmlns:w="http://schemas.openxmlformats.org/wordprocessingml/2006/main" xmlns:w14="http://schemas.microsoft.com/office/word/2010/wordml" xmlns:w15="http://schemas.microsoft.com/office/word/2012/wordml" xmlns:w16cex="http://schemas.microsoft.com/office/word/2018/wordml/cex" xmlns:w16cid="http://schemas.microsoft.com/office/word/2016/wordml/cid" xmlns:w16="http://schemas.microsoft.com/office/word/2018/wordml" xmlns:w16sdtdh="http://schemas.microsoft.com/office/word/2020/wordml/sdtdatahash" xmlns:w16se="http://schemas.microsoft.com/office/word/2015/wordml/symex" mc:Ignorable="w14 w15 w16se w16cid w16 w16cex w16sdtdh">
+<w:styles xmlns:mc="http://schemas.openxmlformats.org/markup-compatibility/2006" xmlns:r="http://schemas.openxmlformats.org/officeDocument/2006/relationships" xmlns:w="http://schemas.openxmlformats.org/wordprocessingml/2006/main" xmlns:w14="http://schemas.microsoft.com/office/word/2010/wordml" xmlns:w15="http://schemas.microsoft.com/office/word/2012/wordml" xmlns:w16cex="http://schemas.microsoft.com/office/word/2018/wordml/cex" xmlns:w16cid="http://schemas.microsoft.com/office/word/2016/wordml/cid" xmlns:w16="http://schemas.microsoft.com/office/word/2018/wordml" xmlns:w16du="http://schemas.microsoft.com/office/word/2023/wordml/word16du" xmlns:w16sdtdh="http://schemas.microsoft.com/office/word/2020/wordml/sdtdatahash" xmlns:w16sdtfl="http://schemas.microsoft.com/office/word/2024/wordml/sdtformatlock" xmlns:w16se="http://schemas.microsoft.com/office/word/2015/wordml/symex" mc:Ignorable="w14 w15 w16se w16cid w16 w16cex w16sdtdh w16sdtfl w16du">
   <w:docDefaults>
     <w:rPrDefault>
       <w:rPr>
@@ -6521,7 +6427,6 @@
   <w:style w:type="character" w:default="1" w:styleId="DefaultParagraphFont">
     <w:name w:val="Default Paragraph Font"/>
     <w:uiPriority w:val="1"/>
-    <w:semiHidden/>
     <w:unhideWhenUsed/>
   </w:style>
   <w:style w:type="table" w:default="1" w:styleId="TableNormal">
@@ -7046,11 +6951,23 @@
     <w:basedOn w:val="DefaultParagraphFont"/>
     <w:rsid w:val="00166494"/>
   </w:style>
+  <w:style w:type="character" w:styleId="UnresolvedMention">
+    <w:name w:val="Unresolved Mention"/>
+    <w:basedOn w:val="DefaultParagraphFont"/>
+    <w:uiPriority w:val="99"/>
+    <w:semiHidden/>
+    <w:unhideWhenUsed/>
+    <w:rsid w:val="00647F5A"/>
+    <w:rPr>
+      <w:color w:val="605E5C"/>
+      <w:shd w:val="clear" w:color="auto" w:fill="E1DFDD"/>
+    </w:rPr>
+  </w:style>
 </w:styles>
 </file>
 
 <file path=word/glossary/document.xml><?xml version="1.0" encoding="utf-8"?>
-<w:glossaryDocument xmlns:wpc="http://schemas.microsoft.com/office/word/2010/wordprocessingCanvas" xmlns:cx="http://schemas.microsoft.com/office/drawing/2014/chartex" xmlns:cx1="http://schemas.microsoft.com/office/drawing/2015/9/8/chartex" xmlns:cx2="http://schemas.microsoft.com/office/drawing/2015/10/21/chartex" xmlns:cx3="http://schemas.microsoft.com/office/drawing/2016/5/9/chartex" xmlns:cx4="http://schemas.microsoft.com/office/drawing/2016/5/10/chartex" xmlns:cx5="http://schemas.microsoft.com/office/drawing/2016/5/11/chartex" xmlns:cx6="http://schemas.microsoft.com/office/drawing/2016/5/12/chartex" xmlns:cx7="http://schemas.microsoft.com/office/drawing/2016/5/13/chartex" xmlns:cx8="http://schemas.microsoft.com/office/drawing/2016/5/14/chartex" xmlns:mc="http://schemas.openxmlformats.org/markup-compatibility/2006" xmlns:aink="http://schemas.microsoft.com/office/drawing/2016/ink" xmlns:am3d="http://schemas.microsoft.com/office/drawing/2017/model3d" xmlns:o="urn:schemas-microsoft-com:office:office" xmlns:oel="http://schemas.microsoft.com/office/2019/extlst" xmlns:r="http://schemas.openxmlformats.org/officeDocument/2006/relationships" xmlns:m="http://schemas.openxmlformats.org/officeDocument/2006/math" xmlns:v="urn:schemas-microsoft-com:vml" xmlns:wp14="http://schemas.microsoft.com/office/word/2010/wordprocessingDrawing" xmlns:wp="http://schemas.openxmlformats.org/drawingml/2006/wordprocessingDrawing" xmlns:w10="urn:schemas-microsoft-com:office:word" xmlns:w="http://schemas.openxmlformats.org/wordprocessingml/2006/main" xmlns:w14="http://schemas.microsoft.com/office/word/2010/wordml" xmlns:w15="http://schemas.microsoft.com/office/word/2012/wordml" xmlns:w16cex="http://schemas.microsoft.com/office/word/2018/wordml/cex" xmlns:w16cid="http://schemas.microsoft.com/office/word/2016/wordml/cid" xmlns:w16="http://schemas.microsoft.com/office/word/2018/wordml" xmlns:w16sdtdh="http://schemas.microsoft.com/office/word/2020/wordml/sdtdatahash" xmlns:w16se="http://schemas.microsoft.com/office/word/2015/wordml/symex" xmlns:wpg="http://schemas.microsoft.com/office/word/2010/wordprocessingGroup" xmlns:wpi="http://schemas.microsoft.com/office/word/2010/wordprocessingInk" xmlns:wne="http://schemas.microsoft.com/office/word/2006/wordml" xmlns:wps="http://schemas.microsoft.com/office/word/2010/wordprocessingShape" mc:Ignorable="w14 w15 w16se w16cid w16 w16cex w16sdtdh wp14">
+<w:glossaryDocument xmlns:wpc="http://schemas.microsoft.com/office/word/2010/wordprocessingCanvas" xmlns:cx="http://schemas.microsoft.com/office/drawing/2014/chartex" xmlns:cx1="http://schemas.microsoft.com/office/drawing/2015/9/8/chartex" xmlns:cx2="http://schemas.microsoft.com/office/drawing/2015/10/21/chartex" xmlns:cx3="http://schemas.microsoft.com/office/drawing/2016/5/9/chartex" xmlns:cx4="http://schemas.microsoft.com/office/drawing/2016/5/10/chartex" xmlns:cx5="http://schemas.microsoft.com/office/drawing/2016/5/11/chartex" xmlns:cx6="http://schemas.microsoft.com/office/drawing/2016/5/12/chartex" xmlns:cx7="http://schemas.microsoft.com/office/drawing/2016/5/13/chartex" xmlns:cx8="http://schemas.microsoft.com/office/drawing/2016/5/14/chartex" xmlns:mc="http://schemas.openxmlformats.org/markup-compatibility/2006" xmlns:aink="http://schemas.microsoft.com/office/drawing/2016/ink" xmlns:am3d="http://schemas.microsoft.com/office/drawing/2017/model3d" xmlns:o="urn:schemas-microsoft-com:office:office" xmlns:oel="http://schemas.microsoft.com/office/2019/extlst" xmlns:r="http://schemas.openxmlformats.org/officeDocument/2006/relationships" xmlns:m="http://schemas.openxmlformats.org/officeDocument/2006/math" xmlns:v="urn:schemas-microsoft-com:vml" xmlns:wp14="http://schemas.microsoft.com/office/word/2010/wordprocessingDrawing" xmlns:wp="http://schemas.openxmlformats.org/drawingml/2006/wordprocessingDrawing" xmlns:w10="urn:schemas-microsoft-com:office:word" xmlns:w="http://schemas.openxmlformats.org/wordprocessingml/2006/main" xmlns:w14="http://schemas.microsoft.com/office/word/2010/wordml" xmlns:w15="http://schemas.microsoft.com/office/word/2012/wordml" xmlns:w16cex="http://schemas.microsoft.com/office/word/2018/wordml/cex" xmlns:w16cid="http://schemas.microsoft.com/office/word/2016/wordml/cid" xmlns:w16="http://schemas.microsoft.com/office/word/2018/wordml" xmlns:w16du="http://schemas.microsoft.com/office/word/2023/wordml/word16du" xmlns:w16sdtdh="http://schemas.microsoft.com/office/word/2020/wordml/sdtdatahash" xmlns:w16sdtfl="http://schemas.microsoft.com/office/word/2024/wordml/sdtformatlock" xmlns:w16se="http://schemas.microsoft.com/office/word/2015/wordml/symex" xmlns:wpg="http://schemas.microsoft.com/office/word/2010/wordprocessingGroup" xmlns:wpi="http://schemas.microsoft.com/office/word/2010/wordprocessingInk" xmlns:wne="http://schemas.microsoft.com/office/word/2006/wordml" xmlns:wps="http://schemas.microsoft.com/office/word/2010/wordprocessingShape" mc:Ignorable="w14 w15 w16se w16cid w16 w16cex w16sdtdh w16sdtfl w16du wp14">
   <w:docParts>
     <w:docPart>
       <w:docPartPr>
@@ -7087,7 +7004,7 @@
 </file>
 
 <file path=word/glossary/fontTable.xml><?xml version="1.0" encoding="utf-8"?>
-<w:fonts xmlns:mc="http://schemas.openxmlformats.org/markup-compatibility/2006" xmlns:r="http://schemas.openxmlformats.org/officeDocument/2006/relationships" xmlns:w="http://schemas.openxmlformats.org/wordprocessingml/2006/main" xmlns:w14="http://schemas.microsoft.com/office/word/2010/wordml" xmlns:w15="http://schemas.microsoft.com/office/word/2012/wordml" xmlns:w16cex="http://schemas.microsoft.com/office/word/2018/wordml/cex" xmlns:w16cid="http://schemas.microsoft.com/office/word/2016/wordml/cid" xmlns:w16="http://schemas.microsoft.com/office/word/2018/wordml" xmlns:w16sdtdh="http://schemas.microsoft.com/office/word/2020/wordml/sdtdatahash" xmlns:w16se="http://schemas.microsoft.com/office/word/2015/wordml/symex" mc:Ignorable="w14 w15 w16se w16cid w16 w16cex w16sdtdh">
+<w:fonts xmlns:mc="http://schemas.openxmlformats.org/markup-compatibility/2006" xmlns:r="http://schemas.openxmlformats.org/officeDocument/2006/relationships" xmlns:w="http://schemas.openxmlformats.org/wordprocessingml/2006/main" xmlns:w14="http://schemas.microsoft.com/office/word/2010/wordml" xmlns:w15="http://schemas.microsoft.com/office/word/2012/wordml" xmlns:w16cex="http://schemas.microsoft.com/office/word/2018/wordml/cex" xmlns:w16cid="http://schemas.microsoft.com/office/word/2016/wordml/cid" xmlns:w16="http://schemas.microsoft.com/office/word/2018/wordml" xmlns:w16du="http://schemas.microsoft.com/office/word/2023/wordml/word16du" xmlns:w16sdtdh="http://schemas.microsoft.com/office/word/2020/wordml/sdtdatahash" xmlns:w16sdtfl="http://schemas.microsoft.com/office/word/2024/wordml/sdtformatlock" xmlns:w16se="http://schemas.microsoft.com/office/word/2015/wordml/symex" mc:Ignorable="w14 w15 w16se w16cid w16 w16cex w16sdtdh w16sdtfl w16du">
   <w:font w:name="Times New Roman">
     <w:panose1 w:val="02020603050405020304"/>
     <w:charset w:val="00"/>
@@ -7121,14 +7038,14 @@
     <w:charset w:val="00"/>
     <w:family w:val="swiss"/>
     <w:pitch w:val="variable"/>
-    <w:sig w:usb0="E4002EFF" w:usb1="C000247B" w:usb2="00000009" w:usb3="00000000" w:csb0="000001FF" w:csb1="00000000"/>
+    <w:sig w:usb0="E4002EFF" w:usb1="C200247B" w:usb2="00000009" w:usb3="00000000" w:csb0="000001FF" w:csb1="00000000"/>
   </w:font>
   <w:font w:name="Calibri Light">
     <w:panose1 w:val="020F0302020204030204"/>
     <w:charset w:val="00"/>
     <w:family w:val="swiss"/>
     <w:pitch w:val="variable"/>
-    <w:sig w:usb0="E4002EFF" w:usb1="C000247B" w:usb2="00000009" w:usb3="00000000" w:csb0="000001FF" w:csb1="00000000"/>
+    <w:sig w:usb0="E4002EFF" w:usb1="C200247B" w:usb2="00000009" w:usb3="00000000" w:csb0="000001FF" w:csb1="00000000"/>
   </w:font>
   <w:font w:name="Segoe UI">
     <w:panose1 w:val="020B0502040204020203"/>
@@ -7144,11 +7061,23 @@
     <w:pitch w:val="variable"/>
     <w:sig w:usb0="E0002EFF" w:usb1="C000785B" w:usb2="00000009" w:usb3="00000000" w:csb0="000001FF" w:csb1="00000000"/>
   </w:font>
+  <w:font w:name="Aptos">
+    <w:charset w:val="00"/>
+    <w:family w:val="swiss"/>
+    <w:pitch w:val="variable"/>
+    <w:sig w:usb0="20000287" w:usb1="00000003" w:usb2="00000000" w:usb3="00000000" w:csb0="0000019F" w:csb1="00000000"/>
+  </w:font>
+  <w:font w:name="Aptos Display">
+    <w:charset w:val="00"/>
+    <w:family w:val="swiss"/>
+    <w:pitch w:val="variable"/>
+    <w:sig w:usb0="20000287" w:usb1="00000003" w:usb2="00000000" w:usb3="00000000" w:csb0="0000019F" w:csb1="00000000"/>
+  </w:font>
 </w:fonts>
 </file>
 
 <file path=word/glossary/settings.xml><?xml version="1.0" encoding="utf-8"?>
-<w:settings xmlns:mc="http://schemas.openxmlformats.org/markup-compatibility/2006" xmlns:o="urn:schemas-microsoft-com:office:office" xmlns:r="http://schemas.openxmlformats.org/officeDocument/2006/relationships" xmlns:m="http://schemas.openxmlformats.org/officeDocument/2006/math" xmlns:v="urn:schemas-microsoft-com:vml" xmlns:w10="urn:schemas-microsoft-com:office:word" xmlns:w="http://schemas.openxmlformats.org/wordprocessingml/2006/main" xmlns:w14="http://schemas.microsoft.com/office/word/2010/wordml" xmlns:w15="http://schemas.microsoft.com/office/word/2012/wordml" xmlns:w16cex="http://schemas.microsoft.com/office/word/2018/wordml/cex" xmlns:w16cid="http://schemas.microsoft.com/office/word/2016/wordml/cid" xmlns:w16="http://schemas.microsoft.com/office/word/2018/wordml" xmlns:w16sdtdh="http://schemas.microsoft.com/office/word/2020/wordml/sdtdatahash" xmlns:w16se="http://schemas.microsoft.com/office/word/2015/wordml/symex" xmlns:sl="http://schemas.openxmlformats.org/schemaLibrary/2006/main" mc:Ignorable="w14 w15 w16se w16cid w16 w16cex w16sdtdh">
+<w:settings xmlns:mc="http://schemas.openxmlformats.org/markup-compatibility/2006" xmlns:o="urn:schemas-microsoft-com:office:office" xmlns:r="http://schemas.openxmlformats.org/officeDocument/2006/relationships" xmlns:m="http://schemas.openxmlformats.org/officeDocument/2006/math" xmlns:v="urn:schemas-microsoft-com:vml" xmlns:w10="urn:schemas-microsoft-com:office:word" xmlns:w="http://schemas.openxmlformats.org/wordprocessingml/2006/main" xmlns:w14="http://schemas.microsoft.com/office/word/2010/wordml" xmlns:w15="http://schemas.microsoft.com/office/word/2012/wordml" xmlns:w16cex="http://schemas.microsoft.com/office/word/2018/wordml/cex" xmlns:w16cid="http://schemas.microsoft.com/office/word/2016/wordml/cid" xmlns:w16="http://schemas.microsoft.com/office/word/2018/wordml" xmlns:w16du="http://schemas.microsoft.com/office/word/2023/wordml/word16du" xmlns:w16sdtdh="http://schemas.microsoft.com/office/word/2020/wordml/sdtdatahash" xmlns:w16sdtfl="http://schemas.microsoft.com/office/word/2024/wordml/sdtformatlock" xmlns:w16se="http://schemas.microsoft.com/office/word/2015/wordml/symex" xmlns:sl="http://schemas.openxmlformats.org/schemaLibrary/2006/main" mc:Ignorable="w14 w15 w16se w16cid w16 w16cex w16sdtdh w16sdtfl w16du">
   <w:view w:val="normal"/>
   <w:defaultTabStop w:val="720"/>
   <w:characterSpacingControl w:val="doNotCompress"/>
@@ -7163,12 +7092,14 @@
   </w:compat>
   <w:rsids>
     <w:rsidRoot w:val="00393406"/>
+    <w:rsid w:val="002D0E4D"/>
     <w:rsid w:val="00393406"/>
     <w:rsid w:val="00785731"/>
     <w:rsid w:val="00833B13"/>
     <w:rsid w:val="00872513"/>
     <w:rsid w:val="00936F5C"/>
     <w:rsid w:val="00A34AEB"/>
+    <w:rsid w:val="00A8185A"/>
     <w:rsid w:val="00ED64EC"/>
   </w:rsids>
   <m:mathPr>
@@ -7193,7 +7124,7 @@
 </file>
 
 <file path=word/glossary/styles.xml><?xml version="1.0" encoding="utf-8"?>
-<w:styles xmlns:mc="http://schemas.openxmlformats.org/markup-compatibility/2006" xmlns:r="http://schemas.openxmlformats.org/officeDocument/2006/relationships" xmlns:w="http://schemas.openxmlformats.org/wordprocessingml/2006/main" xmlns:w14="http://schemas.microsoft.com/office/word/2010/wordml" xmlns:w15="http://schemas.microsoft.com/office/word/2012/wordml" xmlns:w16cex="http://schemas.microsoft.com/office/word/2018/wordml/cex" xmlns:w16cid="http://schemas.microsoft.com/office/word/2016/wordml/cid" xmlns:w16="http://schemas.microsoft.com/office/word/2018/wordml" xmlns:w16sdtdh="http://schemas.microsoft.com/office/word/2020/wordml/sdtdatahash" xmlns:w16se="http://schemas.microsoft.com/office/word/2015/wordml/symex" mc:Ignorable="w14 w15 w16se w16cid w16 w16cex w16sdtdh">
+<w:styles xmlns:mc="http://schemas.openxmlformats.org/markup-compatibility/2006" xmlns:r="http://schemas.openxmlformats.org/officeDocument/2006/relationships" xmlns:w="http://schemas.openxmlformats.org/wordprocessingml/2006/main" xmlns:w14="http://schemas.microsoft.com/office/word/2010/wordml" xmlns:w15="http://schemas.microsoft.com/office/word/2012/wordml" xmlns:w16cex="http://schemas.microsoft.com/office/word/2018/wordml/cex" xmlns:w16cid="http://schemas.microsoft.com/office/word/2016/wordml/cid" xmlns:w16="http://schemas.microsoft.com/office/word/2018/wordml" xmlns:w16du="http://schemas.microsoft.com/office/word/2023/wordml/word16du" xmlns:w16sdtdh="http://schemas.microsoft.com/office/word/2020/wordml/sdtdatahash" xmlns:w16sdtfl="http://schemas.microsoft.com/office/word/2024/wordml/sdtformatlock" xmlns:w16se="http://schemas.microsoft.com/office/word/2015/wordml/symex" mc:Ignorable="w14 w15 w16se w16cid w16 w16cex w16sdtdh w16sdtfl w16du">
   <w:docDefaults>
     <w:rPrDefault>
       <w:rPr>
@@ -7626,7 +7557,7 @@
 </file>
 
 <file path=word/glossary/webSettings.xml><?xml version="1.0" encoding="utf-8"?>
-<w:webSettings xmlns:mc="http://schemas.openxmlformats.org/markup-compatibility/2006" xmlns:r="http://schemas.openxmlformats.org/officeDocument/2006/relationships" xmlns:w="http://schemas.openxmlformats.org/wordprocessingml/2006/main" xmlns:w14="http://schemas.microsoft.com/office/word/2010/wordml" xmlns:w15="http://schemas.microsoft.com/office/word/2012/wordml" xmlns:w16cex="http://schemas.microsoft.com/office/word/2018/wordml/cex" xmlns:w16cid="http://schemas.microsoft.com/office/word/2016/wordml/cid" xmlns:w16="http://schemas.microsoft.com/office/word/2018/wordml" xmlns:w16sdtdh="http://schemas.microsoft.com/office/word/2020/wordml/sdtdatahash" xmlns:w16se="http://schemas.microsoft.com/office/word/2015/wordml/symex" mc:Ignorable="w14 w15 w16se w16cid w16 w16cex w16sdtdh">
+<w:webSettings xmlns:mc="http://schemas.openxmlformats.org/markup-compatibility/2006" xmlns:r="http://schemas.openxmlformats.org/officeDocument/2006/relationships" xmlns:w="http://schemas.openxmlformats.org/wordprocessingml/2006/main" xmlns:w14="http://schemas.microsoft.com/office/word/2010/wordml" xmlns:w15="http://schemas.microsoft.com/office/word/2012/wordml" xmlns:w16cex="http://schemas.microsoft.com/office/word/2018/wordml/cex" xmlns:w16cid="http://schemas.microsoft.com/office/word/2016/wordml/cid" xmlns:w16="http://schemas.microsoft.com/office/word/2018/wordml" xmlns:w16du="http://schemas.microsoft.com/office/word/2023/wordml/word16du" xmlns:w16sdtdh="http://schemas.microsoft.com/office/word/2020/wordml/sdtdatahash" xmlns:w16sdtfl="http://schemas.microsoft.com/office/word/2024/wordml/sdtformatlock" xmlns:w16se="http://schemas.microsoft.com/office/word/2015/wordml/symex" mc:Ignorable="w14 w15 w16se w16cid w16 w16cex w16sdtdh w16sdtfl w16du">
   <w:optimizeForBrowser/>
   <w:allowPNG/>
 </w:webSettings>
